--- a/t19_s5.docx
+++ b/t19_s5.docx
@@ -3,2168 +3,1763 @@
 <w:document xmlns:wpc="http://schemas.microsoft.com/office/word/2010/wordprocessingCanvas" xmlns:mo="http://schemas.microsoft.com/office/mac/office/2008/main" xmlns:mc="http://schemas.openxmlformats.org/markup-compatibility/2006" xmlns:mv="urn:schemas-microsoft-com:mac:vml" xmlns:o="urn:schemas-microsoft-com:office:office" xmlns:r="http://schemas.openxmlformats.org/officeDocument/2006/relationships" xmlns:m="http://schemas.openxmlformats.org/officeDocument/2006/math" xmlns:v="urn:schemas-microsoft-com:vml" xmlns:wp14="http://schemas.microsoft.com/office/word/2010/wordprocessingDrawing" xmlns:wp="http://schemas.openxmlformats.org/drawingml/2006/wordprocessingDrawing" xmlns:w10="urn:schemas-microsoft-com:office:word" xmlns:w="http://schemas.openxmlformats.org/wordprocessingml/2006/main" xmlns:w14="http://schemas.microsoft.com/office/word/2010/wordml" xmlns:wpg="http://schemas.microsoft.com/office/word/2010/wordprocessingGroup" xmlns:wpi="http://schemas.microsoft.com/office/word/2010/wordprocessingInk" xmlns:wne="http://schemas.microsoft.com/office/word/2006/wordml" xmlns:wps="http://schemas.microsoft.com/office/word/2010/wordprocessingShape" mc:Ignorable="w14 wp14">
   <w:body>
     <w:p>
-      <w:pPr>
-        <w:spacing w:after="20" w:before="120"/>
-      </w:pPr>
-      <w:r>
-        <w:rPr>
-          <w:b/>
-          <w:sz w:val="22"/>
-        </w:rPr>
-        <w:t>Question: One morning after sunrise, a boy stands so that his shadow falls to his LEFT. Which direction is he facing?</w:t>
-      </w:r>
-    </w:p>
-    <w:p>
-      <w:pPr>
-        <w:spacing w:after="0" w:before="0"/>
-      </w:pPr>
-      <w:r>
-        <w:rPr>
-          <w:b w:val="0"/>
-          <w:sz w:val="22"/>
-        </w:rPr>
-        <w:t>(a) North</w:t>
-      </w:r>
-    </w:p>
-    <w:p>
-      <w:pPr>
-        <w:spacing w:after="0" w:before="0"/>
-      </w:pPr>
-      <w:r>
-        <w:rPr>
-          <w:b w:val="0"/>
-          <w:sz w:val="22"/>
-        </w:rPr>
-        <w:t>(b) East</w:t>
-      </w:r>
-    </w:p>
-    <w:p>
-      <w:pPr>
-        <w:spacing w:after="0" w:before="0"/>
-      </w:pPr>
-      <w:r>
-        <w:rPr>
-          <w:b w:val="0"/>
-          <w:sz w:val="22"/>
-        </w:rPr>
-        <w:t>(c) South</w:t>
-      </w:r>
-    </w:p>
-    <w:p>
-      <w:pPr>
-        <w:spacing w:after="0" w:before="0"/>
-      </w:pPr>
-      <w:r>
-        <w:rPr>
-          <w:b w:val="0"/>
-          <w:sz w:val="22"/>
-        </w:rPr>
-        <w:t>(d) West</w:t>
-      </w:r>
-    </w:p>
-    <w:p>
-      <w:pPr>
-        <w:spacing w:after="0" w:before="40"/>
-      </w:pPr>
-      <w:r>
-        <w:rPr>
-          <w:b/>
-          <w:sz w:val="22"/>
-        </w:rPr>
-        <w:t>Answer: a</w:t>
-      </w:r>
-    </w:p>
-    <w:p>
-      <w:pPr>
-        <w:spacing w:after="0" w:before="0"/>
-      </w:pPr>
-      <w:r>
-        <w:rPr>
-          <w:b w:val="0"/>
-          <w:sz w:val="21"/>
-        </w:rPr>
-        <w:t>Solution: In the morning the sun is in the east, so shadows fall west; if the shadow is to his left, he faces north.</w:t>
-      </w:r>
-    </w:p>
-    <w:p>
-      <w:pPr>
-        <w:spacing w:after="0" w:before="0"/>
-      </w:pPr>
-      <w:r>
-        <w:rPr>
-          <w:b w:val="0"/>
-          <w:sz w:val="20"/>
-        </w:rPr>
-        <w:t>Positive Marks: 1</w:t>
-      </w:r>
-    </w:p>
-    <w:p>
-      <w:pPr>
-        <w:spacing w:after="160" w:before="0"/>
-      </w:pPr>
-      <w:r>
-        <w:rPr>
-          <w:b w:val="0"/>
-          <w:sz w:val="20"/>
-        </w:rPr>
-        <w:t>Negative Marks: 0.25</w:t>
-      </w:r>
-    </w:p>
-    <w:p>
-      <w:pPr>
-        <w:spacing w:after="20" w:before="120"/>
-      </w:pPr>
-      <w:r>
-        <w:rPr>
-          <w:b/>
-          <w:sz w:val="22"/>
-        </w:rPr>
-        <w:t>Question: Find the odd one out: 11, 13, 17, 21</w:t>
-      </w:r>
-    </w:p>
-    <w:p>
-      <w:pPr>
-        <w:spacing w:after="0" w:before="0"/>
-      </w:pPr>
-      <w:r>
-        <w:rPr>
-          <w:b w:val="0"/>
-          <w:sz w:val="22"/>
-        </w:rPr>
-        <w:t>(a) 11</w:t>
-      </w:r>
-    </w:p>
-    <w:p>
-      <w:pPr>
-        <w:spacing w:after="0" w:before="0"/>
-      </w:pPr>
-      <w:r>
-        <w:rPr>
-          <w:b w:val="0"/>
-          <w:sz w:val="22"/>
-        </w:rPr>
-        <w:t>(b) 21</w:t>
-      </w:r>
-    </w:p>
-    <w:p>
-      <w:pPr>
-        <w:spacing w:after="0" w:before="0"/>
-      </w:pPr>
-      <w:r>
-        <w:rPr>
-          <w:b w:val="0"/>
-          <w:sz w:val="22"/>
-        </w:rPr>
-        <w:t>(c) 17</w:t>
-      </w:r>
-    </w:p>
-    <w:p>
-      <w:pPr>
-        <w:spacing w:after="0" w:before="0"/>
-      </w:pPr>
-      <w:r>
-        <w:rPr>
-          <w:b w:val="0"/>
-          <w:sz w:val="22"/>
-        </w:rPr>
-        <w:t>(d) 13</w:t>
-      </w:r>
-    </w:p>
-    <w:p>
-      <w:pPr>
-        <w:spacing w:after="0" w:before="40"/>
-      </w:pPr>
-      <w:r>
-        <w:rPr>
-          <w:b/>
-          <w:sz w:val="22"/>
-        </w:rPr>
-        <w:t>Answer: b</w:t>
-      </w:r>
-    </w:p>
-    <w:p>
-      <w:pPr>
-        <w:spacing w:after="0" w:before="0"/>
-      </w:pPr>
-      <w:r>
-        <w:rPr>
-          <w:b w:val="0"/>
-          <w:sz w:val="21"/>
-        </w:rPr>
-        <w:t>Solution: 21 is composite (3 × 7); the others are prime numbers.</w:t>
-      </w:r>
-    </w:p>
-    <w:p>
-      <w:pPr>
-        <w:spacing w:after="0" w:before="0"/>
-      </w:pPr>
-      <w:r>
-        <w:rPr>
-          <w:b w:val="0"/>
-          <w:sz w:val="20"/>
-        </w:rPr>
-        <w:t>Positive Marks: 1</w:t>
-      </w:r>
-    </w:p>
-    <w:p>
-      <w:pPr>
-        <w:spacing w:after="160" w:before="0"/>
-      </w:pPr>
-      <w:r>
-        <w:rPr>
-          <w:b w:val="0"/>
-          <w:sz w:val="20"/>
-        </w:rPr>
-        <w:t>Negative Marks: 0.25</w:t>
-      </w:r>
-    </w:p>
-    <w:p>
-      <w:pPr>
-        <w:spacing w:after="20" w:before="120"/>
-      </w:pPr>
-      <w:r>
-        <w:rPr>
-          <w:b/>
-          <w:sz w:val="22"/>
-        </w:rPr>
-        <w:t>Question: If your sister is half your age, in 10 years she will be 3/4th of your age, what is her present age?</w:t>
-      </w:r>
-    </w:p>
-    <w:p>
-      <w:pPr>
-        <w:spacing w:after="0" w:before="0"/>
-      </w:pPr>
-      <w:r>
-        <w:rPr>
-          <w:b w:val="0"/>
-          <w:sz w:val="22"/>
-        </w:rPr>
-        <w:t>(a) 5 year</w:t>
-      </w:r>
-    </w:p>
-    <w:p>
-      <w:pPr>
-        <w:spacing w:after="0" w:before="0"/>
-      </w:pPr>
-      <w:r>
-        <w:rPr>
-          <w:b w:val="0"/>
-          <w:sz w:val="22"/>
-        </w:rPr>
-        <w:t>(b) 15 year</w:t>
-      </w:r>
-    </w:p>
-    <w:p>
-      <w:pPr>
-        <w:spacing w:after="0" w:before="0"/>
-      </w:pPr>
-      <w:r>
-        <w:rPr>
-          <w:b w:val="0"/>
-          <w:sz w:val="22"/>
-        </w:rPr>
-        <w:t>(c) 10 year</w:t>
-      </w:r>
-    </w:p>
-    <w:p>
-      <w:pPr>
-        <w:spacing w:after="0" w:before="0"/>
-      </w:pPr>
-      <w:r>
-        <w:rPr>
-          <w:b w:val="0"/>
-          <w:sz w:val="22"/>
-        </w:rPr>
-        <w:t>(d) 20 year</w:t>
-      </w:r>
-    </w:p>
-    <w:p>
-      <w:pPr>
-        <w:spacing w:after="0" w:before="40"/>
-      </w:pPr>
-      <w:r>
-        <w:rPr>
-          <w:b/>
-          <w:sz w:val="22"/>
-        </w:rPr>
-        <w:t>Answer: a</w:t>
-      </w:r>
-    </w:p>
-    <w:p>
-      <w:pPr>
-        <w:spacing w:after="0" w:before="0"/>
-      </w:pPr>
-      <w:r>
-        <w:rPr>
-          <w:b w:val="0"/>
-          <w:sz w:val="21"/>
-        </w:rPr>
-        <w:t>Solution: Let your age = 2x and sister's age = x. In 10 years: (x+10) = 3/4(2x+10) → 4x+40 = 6x+30 → x = 5 years.</w:t>
-      </w:r>
-    </w:p>
-    <w:p>
-      <w:pPr>
-        <w:spacing w:after="0" w:before="0"/>
-      </w:pPr>
-      <w:r>
-        <w:rPr>
-          <w:b w:val="0"/>
-          <w:sz w:val="20"/>
-        </w:rPr>
-        <w:t>Positive Marks: 1</w:t>
-      </w:r>
-    </w:p>
-    <w:p>
-      <w:pPr>
-        <w:spacing w:after="160" w:before="0"/>
-      </w:pPr>
-      <w:r>
-        <w:rPr>
-          <w:b w:val="0"/>
-          <w:sz w:val="20"/>
-        </w:rPr>
-        <w:t>Negative Marks: 0.25</w:t>
-      </w:r>
-    </w:p>
-    <w:p>
-      <w:pPr>
-        <w:spacing w:after="20" w:before="120"/>
-      </w:pPr>
-      <w:r>
-        <w:rPr>
-          <w:b/>
-          <w:sz w:val="22"/>
-        </w:rPr>
-        <w:t>Question: India is having rupees at the same way united states currency?</w:t>
-      </w:r>
-    </w:p>
-    <w:p>
-      <w:pPr>
-        <w:spacing w:after="0" w:before="0"/>
-      </w:pPr>
-      <w:r>
-        <w:rPr>
-          <w:b w:val="0"/>
-          <w:sz w:val="22"/>
-        </w:rPr>
-        <w:t>(a) Taka</w:t>
-      </w:r>
-    </w:p>
-    <w:p>
-      <w:pPr>
-        <w:spacing w:after="0" w:before="0"/>
-      </w:pPr>
-      <w:r>
-        <w:rPr>
-          <w:b w:val="0"/>
-          <w:sz w:val="22"/>
-        </w:rPr>
-        <w:t>(b) Dollar</w:t>
-      </w:r>
-    </w:p>
-    <w:p>
-      <w:pPr>
-        <w:spacing w:after="0" w:before="0"/>
-      </w:pPr>
-      <w:r>
-        <w:rPr>
-          <w:b w:val="0"/>
-          <w:sz w:val="22"/>
-        </w:rPr>
-        <w:t>(c) Euro</w:t>
-      </w:r>
-    </w:p>
-    <w:p>
-      <w:pPr>
-        <w:spacing w:after="0" w:before="0"/>
-      </w:pPr>
-      <w:r>
-        <w:rPr>
-          <w:b w:val="0"/>
-          <w:sz w:val="22"/>
-        </w:rPr>
-        <w:t>(d) Pound</w:t>
-      </w:r>
-    </w:p>
-    <w:p>
-      <w:pPr>
-        <w:spacing w:after="0" w:before="40"/>
-      </w:pPr>
-      <w:r>
-        <w:rPr>
-          <w:b/>
-          <w:sz w:val="22"/>
-        </w:rPr>
-        <w:t>Answer: b</w:t>
-      </w:r>
-    </w:p>
-    <w:p>
-      <w:pPr>
-        <w:spacing w:after="0" w:before="0"/>
-      </w:pPr>
-      <w:r>
-        <w:rPr>
-          <w:b w:val="0"/>
-          <w:sz w:val="21"/>
-        </w:rPr>
-        <w:t>Solution: Just as the rupee is the currency of India, the US dollar is the official currency of the United States.</w:t>
-      </w:r>
-    </w:p>
-    <w:p>
-      <w:pPr>
-        <w:spacing w:after="0" w:before="0"/>
-      </w:pPr>
-      <w:r>
-        <w:rPr>
-          <w:b w:val="0"/>
-          <w:sz w:val="20"/>
-        </w:rPr>
-        <w:t>Positive Marks: 1</w:t>
-      </w:r>
-    </w:p>
-    <w:p>
-      <w:pPr>
-        <w:spacing w:after="160" w:before="0"/>
-      </w:pPr>
-      <w:r>
-        <w:rPr>
-          <w:b w:val="0"/>
-          <w:sz w:val="20"/>
-        </w:rPr>
-        <w:t>Negative Marks: 0.25</w:t>
-      </w:r>
-    </w:p>
-    <w:p>
-      <w:pPr>
-        <w:spacing w:after="20" w:before="120"/>
-      </w:pPr>
-      <w:r>
-        <w:rPr>
-          <w:b/>
-          <w:sz w:val="22"/>
-        </w:rPr>
-        <w:t>Question: The pH value of human blood is normally about:</w:t>
-      </w:r>
-    </w:p>
-    <w:p>
-      <w:pPr>
-        <w:spacing w:after="0" w:before="0"/>
-      </w:pPr>
-      <w:r>
-        <w:rPr>
-          <w:b w:val="0"/>
-          <w:sz w:val="22"/>
-        </w:rPr>
-        <w:t>(a) 8.0</w:t>
-      </w:r>
-    </w:p>
-    <w:p>
-      <w:pPr>
-        <w:spacing w:after="0" w:before="0"/>
-      </w:pPr>
-      <w:r>
-        <w:rPr>
-          <w:b w:val="0"/>
-          <w:sz w:val="22"/>
-        </w:rPr>
-        <w:t>(b) 6.8</w:t>
-      </w:r>
-    </w:p>
-    <w:p>
-      <w:pPr>
-        <w:spacing w:after="0" w:before="0"/>
-      </w:pPr>
-      <w:r>
-        <w:rPr>
-          <w:b w:val="0"/>
-          <w:sz w:val="22"/>
-        </w:rPr>
-        <w:t>(c) 7.4</w:t>
-      </w:r>
-    </w:p>
-    <w:p>
-      <w:pPr>
-        <w:spacing w:after="0" w:before="0"/>
-      </w:pPr>
-      <w:r>
-        <w:rPr>
-          <w:b w:val="0"/>
-          <w:sz w:val="22"/>
-        </w:rPr>
-        <w:t>(d) 7.0</w:t>
-      </w:r>
-    </w:p>
-    <w:p>
-      <w:pPr>
-        <w:spacing w:after="0" w:before="40"/>
-      </w:pPr>
-      <w:r>
-        <w:rPr>
-          <w:b/>
-          <w:sz w:val="22"/>
-        </w:rPr>
-        <w:t>Answer: c</w:t>
-      </w:r>
-    </w:p>
-    <w:p>
-      <w:pPr>
-        <w:spacing w:after="0" w:before="0"/>
-      </w:pPr>
-      <w:r>
-        <w:rPr>
-          <w:b w:val="0"/>
-          <w:sz w:val="21"/>
-        </w:rPr>
-        <w:t>Solution: Normal arterial blood pH is 7.35-7.45 (about 7.4).</w:t>
-      </w:r>
-    </w:p>
-    <w:p>
-      <w:pPr>
-        <w:spacing w:after="0" w:before="0"/>
-      </w:pPr>
-      <w:r>
-        <w:rPr>
-          <w:b w:val="0"/>
-          <w:sz w:val="20"/>
-        </w:rPr>
-        <w:t>Positive Marks: 1</w:t>
-      </w:r>
-    </w:p>
-    <w:p>
-      <w:pPr>
-        <w:spacing w:after="160" w:before="0"/>
-      </w:pPr>
-      <w:r>
-        <w:rPr>
-          <w:b w:val="0"/>
-          <w:sz w:val="20"/>
-        </w:rPr>
-        <w:t>Negative Marks: 0.25</w:t>
-      </w:r>
-    </w:p>
-    <w:p>
-      <w:pPr>
-        <w:spacing w:after="20" w:before="120"/>
-      </w:pPr>
-      <w:r>
-        <w:rPr>
-          <w:b/>
-          <w:sz w:val="22"/>
-        </w:rPr>
-        <w:t>Question: First Indian who beat a computer?</w:t>
-      </w:r>
-    </w:p>
-    <w:p>
-      <w:pPr>
-        <w:spacing w:after="0" w:before="0"/>
-      </w:pPr>
-      <w:r>
-        <w:rPr>
-          <w:b w:val="0"/>
-          <w:sz w:val="22"/>
-        </w:rPr>
-        <w:t>(a) CV Raman</w:t>
-      </w:r>
-    </w:p>
-    <w:p>
-      <w:pPr>
-        <w:spacing w:after="0" w:before="0"/>
-      </w:pPr>
-      <w:r>
-        <w:rPr>
-          <w:b w:val="0"/>
-          <w:sz w:val="22"/>
-        </w:rPr>
-        <w:t>(b) Ramanunj</w:t>
-      </w:r>
-    </w:p>
-    <w:p>
-      <w:pPr>
-        <w:spacing w:after="0" w:before="0"/>
-      </w:pPr>
-      <w:r>
-        <w:rPr>
-          <w:b w:val="0"/>
-          <w:sz w:val="22"/>
-        </w:rPr>
-        <w:t>(c) Shakuntala Devi</w:t>
-      </w:r>
-    </w:p>
-    <w:p>
-      <w:pPr>
-        <w:spacing w:after="0" w:before="0"/>
-      </w:pPr>
-      <w:r>
-        <w:rPr>
-          <w:b w:val="0"/>
-          <w:sz w:val="22"/>
-        </w:rPr>
-        <w:t>(d) Homi J. Bhabha</w:t>
-      </w:r>
-    </w:p>
-    <w:p>
-      <w:pPr>
-        <w:spacing w:after="0" w:before="40"/>
-      </w:pPr>
-      <w:r>
-        <w:rPr>
-          <w:b/>
-          <w:sz w:val="22"/>
-        </w:rPr>
-        <w:t>Answer: c</w:t>
-      </w:r>
-    </w:p>
-    <w:p>
-      <w:pPr>
-        <w:spacing w:after="0" w:before="0"/>
-      </w:pPr>
-      <w:r>
-        <w:rPr>
-          <w:b w:val="0"/>
-          <w:sz w:val="21"/>
-        </w:rPr>
-        <w:t>Solution: Shakuntala Devi, the 'human computer', was the first Indian who beat a computer in arithmetic calculation.</w:t>
-      </w:r>
-    </w:p>
-    <w:p>
-      <w:pPr>
-        <w:spacing w:after="0" w:before="0"/>
-      </w:pPr>
-      <w:r>
-        <w:rPr>
-          <w:b w:val="0"/>
-          <w:sz w:val="20"/>
-        </w:rPr>
-        <w:t>Positive Marks: 1</w:t>
-      </w:r>
-    </w:p>
-    <w:p>
-      <w:pPr>
-        <w:spacing w:after="160" w:before="0"/>
-      </w:pPr>
-      <w:r>
-        <w:rPr>
-          <w:b w:val="0"/>
-          <w:sz w:val="20"/>
-        </w:rPr>
-        <w:t>Negative Marks: 0.25</w:t>
-      </w:r>
-    </w:p>
-    <w:p>
-      <w:pPr>
-        <w:spacing w:after="20" w:before="120"/>
-      </w:pPr>
-      <w:r>
-        <w:rPr>
-          <w:b/>
-          <w:sz w:val="22"/>
-        </w:rPr>
-        <w:t>Question: The first Indian to win the Nobel Prize was:</w:t>
-      </w:r>
-    </w:p>
-    <w:p>
-      <w:pPr>
-        <w:spacing w:after="0" w:before="0"/>
-      </w:pPr>
-      <w:r>
-        <w:rPr>
-          <w:b w:val="0"/>
-          <w:sz w:val="22"/>
-        </w:rPr>
-        <w:t>(a) C.V. Raman</w:t>
-      </w:r>
-    </w:p>
-    <w:p>
-      <w:pPr>
-        <w:spacing w:after="0" w:before="0"/>
-      </w:pPr>
-      <w:r>
-        <w:rPr>
-          <w:b w:val="0"/>
-          <w:sz w:val="22"/>
-        </w:rPr>
-        <w:t>(b) Mother Teresa</w:t>
-      </w:r>
-    </w:p>
-    <w:p>
-      <w:pPr>
-        <w:spacing w:after="0" w:before="0"/>
-      </w:pPr>
-      <w:r>
-        <w:rPr>
-          <w:b w:val="0"/>
-          <w:sz w:val="22"/>
-        </w:rPr>
-        <w:t>(c) Rabindranath Tagore</w:t>
-      </w:r>
-    </w:p>
-    <w:p>
-      <w:pPr>
-        <w:spacing w:after="0" w:before="0"/>
-      </w:pPr>
-      <w:r>
-        <w:rPr>
-          <w:b w:val="0"/>
-          <w:sz w:val="22"/>
-        </w:rPr>
-        <w:t>(d) Amartya Sen</w:t>
-      </w:r>
-    </w:p>
-    <w:p>
-      <w:pPr>
-        <w:spacing w:after="0" w:before="40"/>
-      </w:pPr>
-      <w:r>
-        <w:rPr>
-          <w:b/>
-          <w:sz w:val="22"/>
-        </w:rPr>
-        <w:t>Answer: c</w:t>
-      </w:r>
-    </w:p>
-    <w:p>
-      <w:pPr>
-        <w:spacing w:after="0" w:before="0"/>
-      </w:pPr>
-      <w:r>
-        <w:rPr>
-          <w:b w:val="0"/>
-          <w:sz w:val="21"/>
-        </w:rPr>
-        <w:t>Solution: Rabindranath Tagore won the Nobel Prize in Literature in 1913 - the first Indian Nobel laureate.</w:t>
-      </w:r>
-    </w:p>
-    <w:p>
-      <w:pPr>
-        <w:spacing w:after="0" w:before="0"/>
-      </w:pPr>
-      <w:r>
-        <w:rPr>
-          <w:b w:val="0"/>
-          <w:sz w:val="20"/>
-        </w:rPr>
-        <w:t>Positive Marks: 1</w:t>
-      </w:r>
-    </w:p>
-    <w:p>
-      <w:pPr>
-        <w:spacing w:after="160" w:before="0"/>
-      </w:pPr>
-      <w:r>
-        <w:rPr>
-          <w:b w:val="0"/>
-          <w:sz w:val="20"/>
-        </w:rPr>
-        <w:t>Negative Marks: 0.25</w:t>
-      </w:r>
-    </w:p>
-    <w:p>
-      <w:pPr>
-        <w:spacing w:after="20" w:before="120"/>
-      </w:pPr>
-      <w:r>
-        <w:rPr>
-          <w:b/>
-          <w:sz w:val="22"/>
-        </w:rPr>
-        <w:t>Question: Which of the following symbols is internationally recognized as a warning for biohazard (infectious biological material)?</w:t>
-      </w:r>
-    </w:p>
-    <w:p>
-      <w:pPr>
-        <w:spacing w:after="0" w:before="0"/>
-      </w:pPr>
-      <w:r>
-        <w:rPr>
-          <w:b w:val="0"/>
-          <w:sz w:val="22"/>
-        </w:rPr>
-        <w:t>(a) Biohazard</w:t>
-      </w:r>
-    </w:p>
-    <w:p>
-      <w:pPr>
-        <w:spacing w:after="0" w:before="0"/>
-      </w:pPr>
-      <w:r>
-        <w:rPr>
-          <w:b w:val="0"/>
-          <w:sz w:val="22"/>
-        </w:rPr>
-        <w:t>(b) Radiation</w:t>
-      </w:r>
-    </w:p>
-    <w:p>
-      <w:pPr>
-        <w:spacing w:after="0" w:before="0"/>
-      </w:pPr>
-      <w:r>
-        <w:rPr>
-          <w:b w:val="0"/>
-          <w:sz w:val="22"/>
-        </w:rPr>
-        <w:t>(c) Cytotoxic</w:t>
-      </w:r>
-    </w:p>
-    <w:p>
-      <w:pPr>
-        <w:spacing w:after="0" w:before="0"/>
-      </w:pPr>
-      <w:r>
-        <w:rPr>
-          <w:b w:val="0"/>
-          <w:sz w:val="22"/>
-        </w:rPr>
-        <w:t>(d) Autoclave</w:t>
-      </w:r>
-    </w:p>
-    <w:p>
-      <w:pPr>
-        <w:spacing w:after="0" w:before="40"/>
-      </w:pPr>
-      <w:r>
-        <w:rPr>
-          <w:b/>
-          <w:sz w:val="22"/>
-        </w:rPr>
-        <w:t>Answer: a</w:t>
-      </w:r>
-    </w:p>
-    <w:p>
-      <w:pPr>
-        <w:spacing w:after="0" w:before="0"/>
-      </w:pPr>
-      <w:r>
-        <w:rPr>
-          <w:b w:val="0"/>
-          <w:sz w:val="21"/>
-        </w:rPr>
-        <w:t>Solution: The biohazard symbol warns of infectious biological material; the trefoil symbol indicates radiation and a cytotoxic label warns of hazardous drugs.</w:t>
-      </w:r>
-    </w:p>
-    <w:p>
-      <w:pPr>
-        <w:spacing w:after="0" w:before="0"/>
-      </w:pPr>
-      <w:r>
-        <w:rPr>
-          <w:b w:val="0"/>
-          <w:sz w:val="20"/>
-        </w:rPr>
-        <w:t>Positive Marks: 1</w:t>
-      </w:r>
-    </w:p>
-    <w:p>
-      <w:pPr>
-        <w:spacing w:after="160" w:before="0"/>
-      </w:pPr>
-      <w:r>
-        <w:rPr>
-          <w:b w:val="0"/>
-          <w:sz w:val="20"/>
-        </w:rPr>
-        <w:t>Negative Marks: 0.25</w:t>
-      </w:r>
-    </w:p>
-    <w:p>
-      <w:pPr>
-        <w:spacing w:after="20" w:before="120"/>
-      </w:pPr>
-      <w:r>
-        <w:rPr>
-          <w:b/>
-          <w:sz w:val="22"/>
-        </w:rPr>
-        <w:t>Question: Find the next number in the series: 1, 8, 27, 64, ?</w:t>
-      </w:r>
-    </w:p>
-    <w:p>
-      <w:pPr>
-        <w:spacing w:after="0" w:before="0"/>
-      </w:pPr>
-      <w:r>
-        <w:rPr>
-          <w:b w:val="0"/>
-          <w:sz w:val="22"/>
-        </w:rPr>
-        <w:t>(a) 81</w:t>
-      </w:r>
-    </w:p>
-    <w:p>
-      <w:pPr>
-        <w:spacing w:after="0" w:before="0"/>
-      </w:pPr>
-      <w:r>
-        <w:rPr>
-          <w:b w:val="0"/>
-          <w:sz w:val="22"/>
-        </w:rPr>
-        <w:t>(b) 125</w:t>
-      </w:r>
-    </w:p>
-    <w:p>
-      <w:pPr>
-        <w:spacing w:after="0" w:before="0"/>
-      </w:pPr>
-      <w:r>
-        <w:rPr>
-          <w:b w:val="0"/>
-          <w:sz w:val="22"/>
-        </w:rPr>
-        <w:t>(c) 100</w:t>
-      </w:r>
-    </w:p>
-    <w:p>
-      <w:pPr>
-        <w:spacing w:after="0" w:before="0"/>
-      </w:pPr>
-      <w:r>
-        <w:rPr>
-          <w:b w:val="0"/>
-          <w:sz w:val="22"/>
-        </w:rPr>
-        <w:t>(d) 216</w:t>
-      </w:r>
-    </w:p>
-    <w:p>
-      <w:pPr>
-        <w:spacing w:after="0" w:before="40"/>
-      </w:pPr>
-      <w:r>
-        <w:rPr>
-          <w:b/>
-          <w:sz w:val="22"/>
-        </w:rPr>
-        <w:t>Answer: b</w:t>
-      </w:r>
-    </w:p>
-    <w:p>
-      <w:pPr>
-        <w:spacing w:after="0" w:before="0"/>
-      </w:pPr>
-      <w:r>
-        <w:rPr>
-          <w:b w:val="0"/>
-          <w:sz w:val="21"/>
-        </w:rPr>
-        <w:t>Solution: These are cubes: 1³, 2³, 3³, 4³, so the next is 5³ = 125.</w:t>
-      </w:r>
-    </w:p>
-    <w:p>
-      <w:pPr>
-        <w:spacing w:after="0" w:before="0"/>
-      </w:pPr>
-      <w:r>
-        <w:rPr>
-          <w:b w:val="0"/>
-          <w:sz w:val="20"/>
-        </w:rPr>
-        <w:t>Positive Marks: 1</w:t>
-      </w:r>
-    </w:p>
-    <w:p>
-      <w:pPr>
-        <w:spacing w:after="160" w:before="0"/>
-      </w:pPr>
-      <w:r>
-        <w:rPr>
-          <w:b w:val="0"/>
-          <w:sz w:val="20"/>
-        </w:rPr>
-        <w:t>Negative Marks: 0.25</w:t>
-      </w:r>
-    </w:p>
-    <w:p>
-      <w:pPr>
-        <w:spacing w:after="20" w:before="120"/>
-      </w:pPr>
-      <w:r>
-        <w:rPr>
-          <w:b/>
-          <w:sz w:val="22"/>
-        </w:rPr>
-        <w:t>Question: A man walks 5 km north, then 3 km east, then 5 km south. How far is he from the starting point?</w:t>
-      </w:r>
-    </w:p>
-    <w:p>
-      <w:pPr>
-        <w:spacing w:after="0" w:before="0"/>
-      </w:pPr>
-      <w:r>
-        <w:rPr>
-          <w:b w:val="0"/>
-          <w:sz w:val="22"/>
-        </w:rPr>
-        <w:t>(a) 3 km</w:t>
-      </w:r>
-    </w:p>
-    <w:p>
-      <w:pPr>
-        <w:spacing w:after="0" w:before="0"/>
-      </w:pPr>
-      <w:r>
-        <w:rPr>
-          <w:b w:val="0"/>
-          <w:sz w:val="22"/>
-        </w:rPr>
-        <w:t>(b) 2 km</w:t>
-      </w:r>
-    </w:p>
-    <w:p>
-      <w:pPr>
-        <w:spacing w:after="0" w:before="0"/>
-      </w:pPr>
-      <w:r>
-        <w:rPr>
-          <w:b w:val="0"/>
-          <w:sz w:val="22"/>
-        </w:rPr>
-        <w:t>(c) 8 km</w:t>
-      </w:r>
-    </w:p>
-    <w:p>
-      <w:pPr>
-        <w:spacing w:after="0" w:before="0"/>
-      </w:pPr>
-      <w:r>
-        <w:rPr>
-          <w:b w:val="0"/>
-          <w:sz w:val="22"/>
-        </w:rPr>
-        <w:t>(d) 5 km</w:t>
-      </w:r>
-    </w:p>
-    <w:p>
-      <w:pPr>
-        <w:spacing w:after="0" w:before="40"/>
-      </w:pPr>
-      <w:r>
-        <w:rPr>
-          <w:b/>
-          <w:sz w:val="22"/>
-        </w:rPr>
-        <w:t>Answer: a</w:t>
-      </w:r>
-    </w:p>
-    <w:p>
-      <w:pPr>
-        <w:spacing w:after="0" w:before="0"/>
-      </w:pPr>
-      <w:r>
-        <w:rPr>
-          <w:b w:val="0"/>
-          <w:sz w:val="21"/>
-        </w:rPr>
-        <w:t>Solution: North 5 km and south 5 km cancel out, leaving 3 km east of the start point.</w:t>
-      </w:r>
-    </w:p>
-    <w:p>
-      <w:pPr>
-        <w:spacing w:after="0" w:before="0"/>
-      </w:pPr>
-      <w:r>
-        <w:rPr>
-          <w:b w:val="0"/>
-          <w:sz w:val="20"/>
-        </w:rPr>
-        <w:t>Positive Marks: 1</w:t>
-      </w:r>
-    </w:p>
-    <w:p>
-      <w:pPr>
-        <w:spacing w:after="160" w:before="0"/>
-      </w:pPr>
-      <w:r>
-        <w:rPr>
-          <w:b w:val="0"/>
-          <w:sz w:val="20"/>
-        </w:rPr>
-        <w:t>Negative Marks: 0.25</w:t>
-      </w:r>
-    </w:p>
-    <w:p>
-      <w:pPr>
-        <w:spacing w:after="20" w:before="120"/>
-      </w:pPr>
-      <w:r>
-        <w:rPr>
-          <w:b/>
-          <w:sz w:val="22"/>
-        </w:rPr>
-        <w:t>Question: Which is a longest bone in Human body?</w:t>
-      </w:r>
-    </w:p>
-    <w:p>
-      <w:pPr>
-        <w:spacing w:after="0" w:before="0"/>
-      </w:pPr>
-      <w:r>
-        <w:rPr>
-          <w:b w:val="0"/>
-          <w:sz w:val="22"/>
-        </w:rPr>
-        <w:t>(a) Tibia</w:t>
-      </w:r>
-    </w:p>
-    <w:p>
-      <w:pPr>
-        <w:spacing w:after="0" w:before="0"/>
-      </w:pPr>
-      <w:r>
-        <w:rPr>
-          <w:b w:val="0"/>
-          <w:sz w:val="22"/>
-        </w:rPr>
-        <w:t>(b) Femur</w:t>
-      </w:r>
-    </w:p>
-    <w:p>
-      <w:pPr>
-        <w:spacing w:after="0" w:before="0"/>
-      </w:pPr>
-      <w:r>
-        <w:rPr>
-          <w:b w:val="0"/>
-          <w:sz w:val="22"/>
-        </w:rPr>
-        <w:t>(c) Fibula</w:t>
-      </w:r>
-    </w:p>
-    <w:p>
-      <w:pPr>
-        <w:spacing w:after="0" w:before="0"/>
-      </w:pPr>
-      <w:r>
-        <w:rPr>
-          <w:b w:val="0"/>
-          <w:sz w:val="22"/>
-        </w:rPr>
-        <w:t>(d) Humerus</w:t>
-      </w:r>
-    </w:p>
-    <w:p>
-      <w:pPr>
-        <w:spacing w:after="0" w:before="40"/>
-      </w:pPr>
-      <w:r>
-        <w:rPr>
-          <w:b/>
-          <w:sz w:val="22"/>
-        </w:rPr>
-        <w:t>Answer: b</w:t>
-      </w:r>
-    </w:p>
-    <w:p>
-      <w:pPr>
-        <w:spacing w:after="0" w:before="0"/>
-      </w:pPr>
-      <w:r>
-        <w:rPr>
-          <w:b w:val="0"/>
-          <w:sz w:val="21"/>
-        </w:rPr>
-        <w:t>Solution: The femur (option a) is the longest bone in the human body. Located in the thigh, it extends from the hip joint to the knee joint. The femur is a weight-bearing bone that provides support and stability during activities such as walking, running, and jumping. Its length and strength are essential for proper locomotion and overall skeletal function. The femur's structure and composition enable it to withstand significant forces and distribute them effectively to other bones and joints. Understanding the anatomy and function of the femur is crucial in the diagnosis and treatment of fractures, bone disorders, and joint replacements.</w:t>
-      </w:r>
-    </w:p>
-    <w:p>
-      <w:pPr>
-        <w:spacing w:after="0" w:before="0"/>
-      </w:pPr>
-      <w:r>
-        <w:rPr>
-          <w:b w:val="0"/>
-          <w:sz w:val="20"/>
-        </w:rPr>
-        <w:t>Positive Marks: 1</w:t>
-      </w:r>
-    </w:p>
-    <w:p>
-      <w:pPr>
-        <w:spacing w:after="160" w:before="0"/>
-      </w:pPr>
-      <w:r>
-        <w:rPr>
-          <w:b w:val="0"/>
-          <w:sz w:val="20"/>
-        </w:rPr>
-        <w:t>Negative Marks: 0.25</w:t>
-      </w:r>
-    </w:p>
-    <w:p>
-      <w:pPr>
-        <w:spacing w:after="20" w:before="120"/>
-      </w:pPr>
-      <w:r>
-        <w:rPr>
-          <w:b/>
-          <w:sz w:val="22"/>
-        </w:rPr>
-        <w:t>Question: A 39 years old woman para 6 has presented with complaint of post coital bleeding for the three months. Your first investigation should be ?</w:t>
-      </w:r>
-    </w:p>
-    <w:p>
-      <w:pPr>
-        <w:spacing w:after="0" w:before="0"/>
-      </w:pPr>
-      <w:r>
-        <w:rPr>
-          <w:b w:val="0"/>
-          <w:sz w:val="22"/>
-        </w:rPr>
-        <w:t>(a) Pap smear</w:t>
-      </w:r>
-    </w:p>
-    <w:p>
-      <w:pPr>
-        <w:spacing w:after="0" w:before="0"/>
-      </w:pPr>
-      <w:r>
-        <w:rPr>
-          <w:b w:val="0"/>
-          <w:sz w:val="22"/>
-        </w:rPr>
-        <w:t>(b) Colposcopy</w:t>
-      </w:r>
-    </w:p>
-    <w:p>
-      <w:pPr>
-        <w:spacing w:after="0" w:before="0"/>
-      </w:pPr>
-      <w:r>
-        <w:rPr>
-          <w:b w:val="0"/>
-          <w:sz w:val="22"/>
-        </w:rPr>
-        <w:t>(c) Laparoscopy</w:t>
-      </w:r>
-    </w:p>
-    <w:p>
-      <w:pPr>
-        <w:spacing w:after="0" w:before="0"/>
-      </w:pPr>
-      <w:r>
-        <w:rPr>
-          <w:b w:val="0"/>
-          <w:sz w:val="22"/>
-        </w:rPr>
-        <w:t>(d) Dilatation and curettage</w:t>
-      </w:r>
-    </w:p>
-    <w:p>
-      <w:pPr>
-        <w:spacing w:after="0" w:before="40"/>
-      </w:pPr>
-      <w:r>
-        <w:rPr>
-          <w:b/>
-          <w:sz w:val="22"/>
-        </w:rPr>
-        <w:t>Answer: a</w:t>
-      </w:r>
-    </w:p>
-    <w:p>
-      <w:pPr>
-        <w:spacing w:after="0" w:before="0"/>
-      </w:pPr>
-      <w:r>
-        <w:rPr>
-          <w:b w:val="0"/>
-          <w:sz w:val="21"/>
-        </w:rPr>
-        <w:t>Solution: Postcoital bleeding in a multiparous woman warrants cervical screening - a Pap smear to detect cervical pathology.</w:t>
-      </w:r>
-    </w:p>
-    <w:p>
-      <w:pPr>
-        <w:spacing w:after="0" w:before="0"/>
-      </w:pPr>
-      <w:r>
-        <w:rPr>
-          <w:b w:val="0"/>
-          <w:sz w:val="20"/>
-        </w:rPr>
-        <w:t>Positive Marks: 1</w:t>
-      </w:r>
-    </w:p>
-    <w:p>
-      <w:pPr>
-        <w:spacing w:after="160" w:before="0"/>
-      </w:pPr>
-      <w:r>
-        <w:rPr>
-          <w:b w:val="0"/>
-          <w:sz w:val="20"/>
-        </w:rPr>
-        <w:t>Negative Marks: 0.25</w:t>
-      </w:r>
-    </w:p>
-    <w:p>
-      <w:pPr>
-        <w:spacing w:after="20" w:before="120"/>
-      </w:pPr>
-      <w:r>
-        <w:rPr>
-          <w:b/>
-          <w:sz w:val="22"/>
-        </w:rPr>
-        <w:t>Question: Find the next term in the series: ADG, BEH, CFI, ?</w:t>
-      </w:r>
-    </w:p>
-    <w:p>
-      <w:pPr>
-        <w:spacing w:after="0" w:before="0"/>
-      </w:pPr>
-      <w:r>
-        <w:rPr>
-          <w:b w:val="0"/>
-          <w:sz w:val="22"/>
-        </w:rPr>
-        <w:t>(a) CGJ</w:t>
-      </w:r>
-    </w:p>
-    <w:p>
-      <w:pPr>
-        <w:spacing w:after="0" w:before="0"/>
-      </w:pPr>
-      <w:r>
-        <w:rPr>
-          <w:b w:val="0"/>
-          <w:sz w:val="22"/>
-        </w:rPr>
-        <w:t>(b) EGJ</w:t>
-      </w:r>
-    </w:p>
-    <w:p>
-      <w:pPr>
-        <w:spacing w:after="0" w:before="0"/>
-      </w:pPr>
-      <w:r>
-        <w:rPr>
-          <w:b w:val="0"/>
-          <w:sz w:val="22"/>
-        </w:rPr>
-        <w:t>(c) DGI</w:t>
-      </w:r>
-    </w:p>
-    <w:p>
-      <w:pPr>
-        <w:spacing w:after="0" w:before="0"/>
-      </w:pPr>
-      <w:r>
-        <w:rPr>
-          <w:b w:val="0"/>
-          <w:sz w:val="22"/>
-        </w:rPr>
-        <w:t>(d) DGJ</w:t>
-      </w:r>
-    </w:p>
-    <w:p>
-      <w:pPr>
-        <w:spacing w:after="0" w:before="40"/>
-      </w:pPr>
-      <w:r>
-        <w:rPr>
-          <w:b/>
-          <w:sz w:val="22"/>
-        </w:rPr>
-        <w:t>Answer: d</w:t>
-      </w:r>
-    </w:p>
-    <w:p>
-      <w:pPr>
-        <w:spacing w:after="0" w:before="0"/>
-      </w:pPr>
-      <w:r>
-        <w:rPr>
-          <w:b w:val="0"/>
-          <w:sz w:val="21"/>
-        </w:rPr>
-        <w:t>Solution: Each group advances every letter by +1: CFI becomes DGJ.</w:t>
-      </w:r>
-    </w:p>
-    <w:p>
-      <w:pPr>
-        <w:spacing w:after="0" w:before="0"/>
-      </w:pPr>
-      <w:r>
-        <w:rPr>
-          <w:b w:val="0"/>
-          <w:sz w:val="20"/>
-        </w:rPr>
-        <w:t>Positive Marks: 1</w:t>
-      </w:r>
-    </w:p>
-    <w:p>
-      <w:pPr>
-        <w:spacing w:after="160" w:before="0"/>
-      </w:pPr>
-      <w:r>
-        <w:rPr>
-          <w:b w:val="0"/>
-          <w:sz w:val="20"/>
-        </w:rPr>
-        <w:t>Negative Marks: 0.25</w:t>
-      </w:r>
-    </w:p>
-    <w:p>
-      <w:pPr>
-        <w:spacing w:after="20" w:before="120"/>
-      </w:pPr>
-      <w:r>
-        <w:rPr>
-          <w:b/>
-          <w:sz w:val="22"/>
-        </w:rPr>
-        <w:t>Question: Which vitamin is synthesised in the skin on exposure to sunlight?</w:t>
-      </w:r>
-    </w:p>
-    <w:p>
-      <w:pPr>
-        <w:spacing w:after="0" w:before="0"/>
-      </w:pPr>
-      <w:r>
-        <w:rPr>
-          <w:b w:val="0"/>
-          <w:sz w:val="22"/>
-        </w:rPr>
-        <w:t>(a) Vitamin D</w:t>
-      </w:r>
-    </w:p>
-    <w:p>
-      <w:pPr>
-        <w:spacing w:after="0" w:before="0"/>
-      </w:pPr>
-      <w:r>
-        <w:rPr>
-          <w:b w:val="0"/>
-          <w:sz w:val="22"/>
-        </w:rPr>
-        <w:t>(b) Vitamin A</w:t>
-      </w:r>
-    </w:p>
-    <w:p>
-      <w:pPr>
-        <w:spacing w:after="0" w:before="0"/>
-      </w:pPr>
-      <w:r>
-        <w:rPr>
-          <w:b w:val="0"/>
-          <w:sz w:val="22"/>
-        </w:rPr>
-        <w:t>(c) Vitamin C</w:t>
-      </w:r>
-    </w:p>
-    <w:p>
-      <w:pPr>
-        <w:spacing w:after="0" w:before="0"/>
-      </w:pPr>
-      <w:r>
-        <w:rPr>
-          <w:b w:val="0"/>
-          <w:sz w:val="22"/>
-        </w:rPr>
-        <w:t>(d) Vitamin B12</w:t>
-      </w:r>
-    </w:p>
-    <w:p>
-      <w:pPr>
-        <w:spacing w:after="0" w:before="40"/>
-      </w:pPr>
-      <w:r>
-        <w:rPr>
-          <w:b/>
-          <w:sz w:val="22"/>
-        </w:rPr>
-        <w:t>Answer: a</w:t>
-      </w:r>
-    </w:p>
-    <w:p>
-      <w:pPr>
-        <w:spacing w:after="0" w:before="0"/>
-      </w:pPr>
-      <w:r>
-        <w:rPr>
-          <w:b w:val="0"/>
-          <w:sz w:val="21"/>
-        </w:rPr>
-        <w:t>Solution: Ultraviolet rays convert 7-dehydrocholesterol in the skin into vitamin D.</w:t>
-      </w:r>
-    </w:p>
-    <w:p>
-      <w:pPr>
-        <w:spacing w:after="0" w:before="0"/>
-      </w:pPr>
-      <w:r>
-        <w:rPr>
-          <w:b w:val="0"/>
-          <w:sz w:val="20"/>
-        </w:rPr>
-        <w:t>Positive Marks: 1</w:t>
-      </w:r>
-    </w:p>
-    <w:p>
-      <w:pPr>
-        <w:spacing w:after="160" w:before="0"/>
-      </w:pPr>
-      <w:r>
-        <w:rPr>
-          <w:b w:val="0"/>
-          <w:sz w:val="20"/>
-        </w:rPr>
-        <w:t>Negative Marks: 0.25</w:t>
-      </w:r>
-    </w:p>
-    <w:p>
-      <w:pPr>
-        <w:spacing w:after="20" w:before="120"/>
-      </w:pPr>
-      <w:r>
-        <w:rPr>
-          <w:b/>
-          <w:sz w:val="22"/>
-        </w:rPr>
-        <w:t>Question: Pointing to a boy, Meera says, 'He is the son of my father's brother.' How is the boy related to Meera?</w:t>
-      </w:r>
-    </w:p>
-    <w:p>
-      <w:pPr>
-        <w:spacing w:after="0" w:before="0"/>
-      </w:pPr>
-      <w:r>
-        <w:rPr>
-          <w:b w:val="0"/>
-          <w:sz w:val="22"/>
-        </w:rPr>
-        <w:t>(a) Brother</w:t>
-      </w:r>
-    </w:p>
-    <w:p>
-      <w:pPr>
-        <w:spacing w:after="0" w:before="0"/>
-      </w:pPr>
-      <w:r>
-        <w:rPr>
-          <w:b w:val="0"/>
-          <w:sz w:val="22"/>
-        </w:rPr>
-        <w:t>(b) Cousin</w:t>
-      </w:r>
-    </w:p>
-    <w:p>
-      <w:pPr>
-        <w:spacing w:after="0" w:before="0"/>
-      </w:pPr>
-      <w:r>
-        <w:rPr>
-          <w:b w:val="0"/>
-          <w:sz w:val="22"/>
-        </w:rPr>
-        <w:t>(c) Uncle</w:t>
-      </w:r>
-    </w:p>
-    <w:p>
-      <w:pPr>
-        <w:spacing w:after="0" w:before="0"/>
-      </w:pPr>
-      <w:r>
-        <w:rPr>
-          <w:b w:val="0"/>
-          <w:sz w:val="22"/>
-        </w:rPr>
-        <w:t>(d) Nephew</w:t>
-      </w:r>
-    </w:p>
-    <w:p>
-      <w:pPr>
-        <w:spacing w:after="0" w:before="40"/>
-      </w:pPr>
-      <w:r>
-        <w:rPr>
-          <w:b/>
-          <w:sz w:val="22"/>
-        </w:rPr>
-        <w:t>Answer: b</w:t>
-      </w:r>
-    </w:p>
-    <w:p>
-      <w:pPr>
-        <w:spacing w:after="0" w:before="0"/>
-      </w:pPr>
-      <w:r>
-        <w:rPr>
-          <w:b w:val="0"/>
-          <w:sz w:val="21"/>
-        </w:rPr>
-        <w:t>Solution: Meera's father's brother is her uncle; his son is her cousin.</w:t>
-      </w:r>
-    </w:p>
-    <w:p>
-      <w:pPr>
-        <w:spacing w:after="0" w:before="0"/>
-      </w:pPr>
-      <w:r>
-        <w:rPr>
-          <w:b w:val="0"/>
-          <w:sz w:val="20"/>
-        </w:rPr>
-        <w:t>Positive Marks: 1</w:t>
-      </w:r>
-    </w:p>
-    <w:p>
-      <w:pPr>
-        <w:spacing w:after="160" w:before="0"/>
-      </w:pPr>
-      <w:r>
-        <w:rPr>
-          <w:b w:val="0"/>
-          <w:sz w:val="20"/>
-        </w:rPr>
-        <w:t>Negative Marks: 0.25</w:t>
-      </w:r>
-    </w:p>
-    <w:p>
-      <w:pPr>
-        <w:spacing w:after="20" w:before="120"/>
-      </w:pPr>
-      <w:r>
-        <w:rPr>
-          <w:b/>
-          <w:sz w:val="22"/>
-        </w:rPr>
-        <w:t>Question: In a certain language, 'ram is good' is written as 'sa ni ta' and 'good boy' as 'ta ka'. Which word means 'good'?</w:t>
-      </w:r>
-    </w:p>
-    <w:p>
-      <w:pPr>
-        <w:spacing w:after="0" w:before="0"/>
-      </w:pPr>
-      <w:r>
-        <w:rPr>
-          <w:b w:val="0"/>
-          <w:sz w:val="22"/>
-        </w:rPr>
-        <w:t>(a) ka</w:t>
-      </w:r>
-    </w:p>
-    <w:p>
-      <w:pPr>
-        <w:spacing w:after="0" w:before="0"/>
-      </w:pPr>
-      <w:r>
-        <w:rPr>
-          <w:b w:val="0"/>
-          <w:sz w:val="22"/>
-        </w:rPr>
-        <w:t>(b) ni</w:t>
-      </w:r>
-    </w:p>
-    <w:p>
-      <w:pPr>
-        <w:spacing w:after="0" w:before="0"/>
-      </w:pPr>
-      <w:r>
-        <w:rPr>
-          <w:b w:val="0"/>
-          <w:sz w:val="22"/>
-        </w:rPr>
-        <w:t>(c) sa</w:t>
-      </w:r>
-    </w:p>
-    <w:p>
-      <w:pPr>
-        <w:spacing w:after="0" w:before="0"/>
-      </w:pPr>
-      <w:r>
-        <w:rPr>
-          <w:b w:val="0"/>
-          <w:sz w:val="22"/>
-        </w:rPr>
-        <w:t>(d) ta</w:t>
-      </w:r>
-    </w:p>
-    <w:p>
-      <w:pPr>
-        <w:spacing w:after="0" w:before="40"/>
-      </w:pPr>
-      <w:r>
-        <w:rPr>
-          <w:b/>
-          <w:sz w:val="22"/>
-        </w:rPr>
-        <w:t>Answer: d</w:t>
-      </w:r>
-    </w:p>
-    <w:p>
-      <w:pPr>
-        <w:spacing w:after="0" w:before="0"/>
-      </w:pPr>
-      <w:r>
-        <w:rPr>
-          <w:b w:val="0"/>
-          <w:sz w:val="21"/>
-        </w:rPr>
-        <w:t>Solution: 'good' is common to both sentences and 'ta' is common to both codes, so 'ta' = good.</w:t>
-      </w:r>
-    </w:p>
-    <w:p>
-      <w:pPr>
-        <w:spacing w:after="0" w:before="0"/>
-      </w:pPr>
-      <w:r>
-        <w:rPr>
-          <w:b w:val="0"/>
-          <w:sz w:val="20"/>
-        </w:rPr>
-        <w:t>Positive Marks: 1</w:t>
-      </w:r>
-    </w:p>
-    <w:p>
-      <w:pPr>
-        <w:spacing w:after="160" w:before="0"/>
-      </w:pPr>
-      <w:r>
-        <w:rPr>
-          <w:b w:val="0"/>
-          <w:sz w:val="20"/>
-        </w:rPr>
-        <w:t>Negative Marks: 0.25</w:t>
-      </w:r>
-    </w:p>
-    <w:p>
-      <w:pPr>
-        <w:spacing w:after="20" w:before="120"/>
-      </w:pPr>
-      <w:r>
-        <w:rPr>
-          <w:b/>
-          <w:sz w:val="22"/>
-        </w:rPr>
-        <w:t>Question: A number increased by 20% becomes 120. What is the original number?</w:t>
-      </w:r>
-    </w:p>
-    <w:p>
-      <w:pPr>
-        <w:spacing w:after="0" w:before="0"/>
-      </w:pPr>
-      <w:r>
-        <w:rPr>
-          <w:b w:val="0"/>
-          <w:sz w:val="22"/>
-        </w:rPr>
-        <w:t>(a) 96</w:t>
-      </w:r>
-    </w:p>
-    <w:p>
-      <w:pPr>
-        <w:spacing w:after="0" w:before="0"/>
-      </w:pPr>
-      <w:r>
-        <w:rPr>
-          <w:b w:val="0"/>
-          <w:sz w:val="22"/>
-        </w:rPr>
-        <w:t>(b) 100</w:t>
-      </w:r>
-    </w:p>
-    <w:p>
-      <w:pPr>
-        <w:spacing w:after="0" w:before="0"/>
-      </w:pPr>
-      <w:r>
-        <w:rPr>
-          <w:b w:val="0"/>
-          <w:sz w:val="22"/>
-        </w:rPr>
-        <w:t>(c) 110</w:t>
-      </w:r>
-    </w:p>
-    <w:p>
-      <w:pPr>
-        <w:spacing w:after="0" w:before="0"/>
-      </w:pPr>
-      <w:r>
-        <w:rPr>
-          <w:b w:val="0"/>
-          <w:sz w:val="22"/>
-        </w:rPr>
-        <w:t>(d) 90</w:t>
-      </w:r>
-    </w:p>
-    <w:p>
-      <w:pPr>
-        <w:spacing w:after="0" w:before="40"/>
-      </w:pPr>
-      <w:r>
-        <w:rPr>
-          <w:b/>
-          <w:sz w:val="22"/>
-        </w:rPr>
-        <w:t>Answer: b</w:t>
-      </w:r>
-    </w:p>
-    <w:p>
-      <w:pPr>
-        <w:spacing w:after="0" w:before="0"/>
-      </w:pPr>
-      <w:r>
-        <w:rPr>
-          <w:b w:val="0"/>
-          <w:sz w:val="21"/>
-        </w:rPr>
-        <w:t>Solution: 1.2 × original = 120 → original = 100.</w:t>
-      </w:r>
-    </w:p>
-    <w:p>
-      <w:pPr>
-        <w:spacing w:after="0" w:before="0"/>
-      </w:pPr>
-      <w:r>
-        <w:rPr>
-          <w:b w:val="0"/>
-          <w:sz w:val="20"/>
-        </w:rPr>
-        <w:t>Positive Marks: 1</w:t>
-      </w:r>
-    </w:p>
-    <w:p>
-      <w:pPr>
-        <w:spacing w:after="160" w:before="0"/>
-      </w:pPr>
-      <w:r>
-        <w:rPr>
-          <w:b w:val="0"/>
-          <w:sz w:val="20"/>
-        </w:rPr>
-        <w:t>Negative Marks: 0.25</w:t>
-      </w:r>
-    </w:p>
-    <w:p>
-      <w:pPr>
-        <w:spacing w:after="20" w:before="120"/>
-      </w:pPr>
-      <w:r>
-        <w:rPr>
-          <w:b/>
-          <w:sz w:val="22"/>
-        </w:rPr>
-        <w:t>Question: Find the odd one out: Whale, Dolphin, Shark, Seal</w:t>
-      </w:r>
-    </w:p>
-    <w:p>
-      <w:pPr>
-        <w:spacing w:after="0" w:before="0"/>
-      </w:pPr>
-      <w:r>
-        <w:rPr>
-          <w:b w:val="0"/>
-          <w:sz w:val="22"/>
-        </w:rPr>
-        <w:t>(a) Shark</w:t>
-      </w:r>
-    </w:p>
-    <w:p>
-      <w:pPr>
-        <w:spacing w:after="0" w:before="0"/>
-      </w:pPr>
-      <w:r>
-        <w:rPr>
-          <w:b w:val="0"/>
-          <w:sz w:val="22"/>
-        </w:rPr>
-        <w:t>(b) Whale</w:t>
-      </w:r>
-    </w:p>
-    <w:p>
-      <w:pPr>
-        <w:spacing w:after="0" w:before="0"/>
-      </w:pPr>
-      <w:r>
-        <w:rPr>
-          <w:b w:val="0"/>
-          <w:sz w:val="22"/>
-        </w:rPr>
-        <w:t>(c) Dolphin</w:t>
-      </w:r>
-    </w:p>
-    <w:p>
-      <w:pPr>
-        <w:spacing w:after="0" w:before="0"/>
-      </w:pPr>
-      <w:r>
-        <w:rPr>
-          <w:b w:val="0"/>
-          <w:sz w:val="22"/>
-        </w:rPr>
-        <w:t>(d) Seal</w:t>
-      </w:r>
-    </w:p>
-    <w:p>
-      <w:pPr>
-        <w:spacing w:after="0" w:before="40"/>
-      </w:pPr>
-      <w:r>
-        <w:rPr>
-          <w:b/>
-          <w:sz w:val="22"/>
-        </w:rPr>
-        <w:t>Answer: a</w:t>
-      </w:r>
-    </w:p>
-    <w:p>
-      <w:pPr>
-        <w:spacing w:after="0" w:before="0"/>
-      </w:pPr>
-      <w:r>
-        <w:rPr>
-          <w:b w:val="0"/>
-          <w:sz w:val="21"/>
-        </w:rPr>
-        <w:t>Solution: The shark is a fish; the others are mammals that breathe air.</w:t>
-      </w:r>
-    </w:p>
-    <w:p>
-      <w:pPr>
-        <w:spacing w:after="0" w:before="0"/>
-      </w:pPr>
-      <w:r>
-        <w:rPr>
-          <w:b w:val="0"/>
-          <w:sz w:val="20"/>
-        </w:rPr>
-        <w:t>Positive Marks: 1</w:t>
-      </w:r>
-    </w:p>
-    <w:p>
-      <w:pPr>
-        <w:spacing w:after="160" w:before="0"/>
-      </w:pPr>
-      <w:r>
-        <w:rPr>
-          <w:b w:val="0"/>
-          <w:sz w:val="20"/>
-        </w:rPr>
-        <w:t>Negative Marks: 0.25</w:t>
-      </w:r>
-    </w:p>
-    <w:p>
-      <w:pPr>
-        <w:spacing w:after="20" w:before="120"/>
-      </w:pPr>
-      <w:r>
-        <w:rPr>
-          <w:b/>
-          <w:sz w:val="22"/>
-        </w:rPr>
-        <w:t>Question: Benchmark disability criteria in India is?</w:t>
-      </w:r>
-    </w:p>
-    <w:p>
-      <w:pPr>
-        <w:spacing w:after="0" w:before="0"/>
-      </w:pPr>
-      <w:r>
-        <w:rPr>
-          <w:b w:val="0"/>
-          <w:sz w:val="22"/>
-        </w:rPr>
-        <w:t>(a) 0.4</w:t>
-      </w:r>
-    </w:p>
-    <w:p>
-      <w:pPr>
-        <w:spacing w:after="0" w:before="0"/>
-      </w:pPr>
-      <w:r>
-        <w:rPr>
-          <w:b w:val="0"/>
-          <w:sz w:val="22"/>
-        </w:rPr>
-        <w:t>(b) 0.5</w:t>
-      </w:r>
-    </w:p>
-    <w:p>
-      <w:pPr>
-        <w:spacing w:after="0" w:before="0"/>
-      </w:pPr>
-      <w:r>
-        <w:rPr>
-          <w:b w:val="0"/>
-          <w:sz w:val="22"/>
-        </w:rPr>
-        <w:t>(c) 0.35</w:t>
-      </w:r>
-    </w:p>
-    <w:p>
-      <w:pPr>
-        <w:spacing w:after="0" w:before="0"/>
-      </w:pPr>
-      <w:r>
-        <w:rPr>
-          <w:b w:val="0"/>
-          <w:sz w:val="22"/>
-        </w:rPr>
-        <w:t>(d) 0.25</w:t>
-      </w:r>
-    </w:p>
-    <w:p>
-      <w:pPr>
-        <w:spacing w:after="0" w:before="40"/>
-      </w:pPr>
-      <w:r>
-        <w:rPr>
-          <w:b/>
-          <w:sz w:val="22"/>
-        </w:rPr>
-        <w:t>Answer: a</w:t>
-      </w:r>
-    </w:p>
-    <w:p>
-      <w:pPr>
-        <w:spacing w:after="0" w:before="0"/>
-      </w:pPr>
-      <w:r>
-        <w:rPr>
-          <w:b w:val="0"/>
-          <w:sz w:val="21"/>
-        </w:rPr>
-        <w:t>Solution: In India, the benchmark disability criteria is 40%, which means a person with a disability that is 40% or more is eligible for various benefits and reservations in education and employment. This benchmark is used to identify persons with disabilities for different purposes, such as issuing disability certificates, providing disability-related benefits, and making reservations for disabled persons.</w:t>
-      </w:r>
-    </w:p>
-    <w:p>
-      <w:pPr>
-        <w:spacing w:after="0" w:before="0"/>
-      </w:pPr>
-      <w:r>
-        <w:rPr>
-          <w:b w:val="0"/>
-          <w:sz w:val="20"/>
-        </w:rPr>
-        <w:t>Positive Marks: 1</w:t>
-      </w:r>
-    </w:p>
-    <w:p>
-      <w:pPr>
-        <w:spacing w:after="160" w:before="0"/>
-      </w:pPr>
-      <w:r>
-        <w:rPr>
-          <w:b w:val="0"/>
-          <w:sz w:val="20"/>
-        </w:rPr>
-        <w:t>Negative Marks: 0.25</w:t>
-      </w:r>
-    </w:p>
-    <w:p>
-      <w:pPr>
-        <w:spacing w:after="20" w:before="120"/>
-      </w:pPr>
-      <w:r>
-        <w:rPr>
-          <w:b/>
-          <w:sz w:val="22"/>
-        </w:rPr>
-        <w:t>Question: Neeraj Chopra won the gold medal in which event at the Tokyo Olympics 2020?</w:t>
-      </w:r>
-    </w:p>
-    <w:p>
-      <w:pPr>
-        <w:spacing w:after="0" w:before="0"/>
-      </w:pPr>
-      <w:r>
-        <w:rPr>
-          <w:b w:val="0"/>
-          <w:sz w:val="22"/>
-        </w:rPr>
-        <w:t>(a) Discus throw</w:t>
-      </w:r>
-    </w:p>
-    <w:p>
-      <w:pPr>
-        <w:spacing w:after="0" w:before="0"/>
-      </w:pPr>
-      <w:r>
-        <w:rPr>
-          <w:b w:val="0"/>
-          <w:sz w:val="22"/>
-        </w:rPr>
-        <w:t>(b) Javelin throw</w:t>
-      </w:r>
-    </w:p>
-    <w:p>
-      <w:pPr>
-        <w:spacing w:after="0" w:before="0"/>
-      </w:pPr>
-      <w:r>
-        <w:rPr>
-          <w:b w:val="0"/>
-          <w:sz w:val="22"/>
-        </w:rPr>
-        <w:t>(c) Long jump</w:t>
-      </w:r>
-    </w:p>
-    <w:p>
-      <w:pPr>
-        <w:spacing w:after="0" w:before="0"/>
-      </w:pPr>
-      <w:r>
-        <w:rPr>
-          <w:b w:val="0"/>
-          <w:sz w:val="22"/>
-        </w:rPr>
-        <w:t>(d) Shot put</w:t>
-      </w:r>
-    </w:p>
-    <w:p>
-      <w:pPr>
-        <w:spacing w:after="0" w:before="40"/>
-      </w:pPr>
-      <w:r>
-        <w:rPr>
-          <w:b/>
-          <w:sz w:val="22"/>
-        </w:rPr>
-        <w:t>Answer: b</w:t>
-      </w:r>
-    </w:p>
-    <w:p>
-      <w:pPr>
-        <w:spacing w:after="0" w:before="0"/>
-      </w:pPr>
-      <w:r>
-        <w:rPr>
-          <w:b w:val="0"/>
-          <w:sz w:val="21"/>
-        </w:rPr>
-        <w:t>Solution: Neeraj Chopra won the men's javelin throw gold at Tokyo 2020 - India's first Olympic gold in athletics.</w:t>
-      </w:r>
-    </w:p>
-    <w:p>
-      <w:pPr>
-        <w:spacing w:after="0" w:before="0"/>
-      </w:pPr>
-      <w:r>
-        <w:rPr>
-          <w:b w:val="0"/>
-          <w:sz w:val="20"/>
-        </w:rPr>
-        <w:t>Positive Marks: 1</w:t>
-      </w:r>
-    </w:p>
-    <w:p>
-      <w:pPr>
-        <w:spacing w:after="160" w:before="0"/>
-      </w:pPr>
-      <w:r>
-        <w:rPr>
-          <w:b w:val="0"/>
-          <w:sz w:val="20"/>
-        </w:rPr>
-        <w:t>Negative Marks: 0.25</w:t>
+      <w:r>
+        <w:t xml:space="preserve">Question: A shopkeeper buys 20 articles for ₹500 and sells them at ₹30 each. The total profit is:</w:t>
+      </w:r>
+    </w:p>
+    <w:p>
+      <w:r>
+        <w:t xml:space="preserve">(a) ₹50</w:t>
+      </w:r>
+    </w:p>
+    <w:p>
+      <w:r>
+        <w:t xml:space="preserve">(b) ₹80</w:t>
+      </w:r>
+    </w:p>
+    <w:p>
+      <w:r>
+        <w:t xml:space="preserve">(c) ₹100</w:t>
+      </w:r>
+    </w:p>
+    <w:p>
+      <w:r>
+        <w:t xml:space="preserve">(d) ₹120</w:t>
+      </w:r>
+    </w:p>
+    <w:p>
+      <w:r>
+        <w:t xml:space="preserve">Answer: c</w:t>
+      </w:r>
+    </w:p>
+    <w:p>
+      <w:r>
+        <w:t xml:space="preserve">Solution: ✅ Correct Answer: (c)</w:t>
+      </w:r>
+    </w:p>
+    <w:p>
+      <w:r>
+        <w:t xml:space="preserve">🧠 Clinical Rationale: Cost of 20 articles = ₹500. Selling price of 20 = 20 × ₹30 = ₹600. Profit = SP − CP = 600 − 500 = ₹100.</w:t>
+      </w:r>
+    </w:p>
+    <w:p>
+      <w:r>
+        <w:t xml:space="preserve">🔍 Key Clues: "Buys 20 for ₹500" + "sells at ₹30 each" → total SP = 600, profit = 100.</w:t>
+      </w:r>
+    </w:p>
+    <w:p>
+      <w:r>
+        <w:t xml:space="preserve">❌ Why Not Other Options?</w:t>
+      </w:r>
+    </w:p>
+    <w:p>
+      <w:r>
+        <w:t xml:space="preserve">(a) — ₹50 = profit per article (30 − 25), not total.</w:t>
+      </w:r>
+    </w:p>
+    <w:p>
+      <w:r>
+        <w:t xml:space="preserve">(b), (d) — ₹80 and ₹120 do not match the calculation.</w:t>
+      </w:r>
+    </w:p>
+    <w:p>
+      <w:r>
+        <w:t xml:space="preserve">⚠️ Exam Trap: Compute TOTAL selling price (20 × 30), not per-article profit alone.</w:t>
+      </w:r>
+    </w:p>
+    <w:p>
+      <w:r>
+        <w:t xml:space="preserve">💎 PNC Pearl: Profit = Total SP − Total CP.</w:t>
+      </w:r>
+    </w:p>
+    <w:p>
+      <w:r>
+        <w:t xml:space="preserve">Positive Marks: 1</w:t>
+      </w:r>
+    </w:p>
+    <w:p>
+      <w:r>
+        <w:t xml:space="preserve">Negative Marks: 0.25</w:t>
+      </w:r>
+    </w:p>
+    <w:p>
+      <w:r>
+        <w:t xml:space="preserve"/>
+      </w:r>
+    </w:p>
+    <w:p>
+      <w:r>
+        <w:t xml:space="preserve">Question: Which of the following is NOT an output device?</w:t>
+      </w:r>
+    </w:p>
+    <w:p>
+      <w:r>
+        <w:t xml:space="preserve">(a) Scanner</w:t>
+      </w:r>
+    </w:p>
+    <w:p>
+      <w:r>
+        <w:t xml:space="preserve">(b) Monitor</w:t>
+      </w:r>
+    </w:p>
+    <w:p>
+      <w:r>
+        <w:t xml:space="preserve">(c) Printer</w:t>
+      </w:r>
+    </w:p>
+    <w:p>
+      <w:r>
+        <w:t xml:space="preserve">(d) Speaker</w:t>
+      </w:r>
+    </w:p>
+    <w:p>
+      <w:r>
+        <w:t xml:space="preserve">Answer: a</w:t>
+      </w:r>
+    </w:p>
+    <w:p>
+      <w:r>
+        <w:t xml:space="preserve">Solution: ✅ Correct Answer: (a)</w:t>
+      </w:r>
+    </w:p>
+    <w:p>
+      <w:r>
+        <w:t xml:space="preserve">🧠 Clinical Rationale: A scanner captures images/text INTO the computer — it is an input device. Monitors, printers, and speakers all present data OUT to the user.</w:t>
+      </w:r>
+    </w:p>
+    <w:p>
+      <w:r>
+        <w:t xml:space="preserve">🔍 Key Clues: "NOT an output device" → scanner is input.</w:t>
+      </w:r>
+    </w:p>
+    <w:p>
+      <w:r>
+        <w:t xml:space="preserve">❌ Why Not Other Options?</w:t>
+      </w:r>
+    </w:p>
+    <w:p>
+      <w:r>
+        <w:t xml:space="preserve">(b) — Monitor displays output.</w:t>
+      </w:r>
+    </w:p>
+    <w:p>
+      <w:r>
+        <w:t xml:space="preserve">(c) — Printer produces paper output.</w:t>
+      </w:r>
+    </w:p>
+    <w:p>
+      <w:r>
+        <w:t xml:space="preserve">(d) — Speaker produces sound output.</w:t>
+      </w:r>
+    </w:p>
+    <w:p>
+      <w:r>
+        <w:t xml:space="preserve">⚠️ Exam Trap: Scanner = input (like a camera); printer = output (paper).</w:t>
+      </w:r>
+    </w:p>
+    <w:p>
+      <w:r>
+        <w:t xml:space="preserve">💎 PNC Pearl: Scanners bring data in; printers/monitors/speakers send it out.</w:t>
+      </w:r>
+    </w:p>
+    <w:p>
+      <w:r>
+        <w:t xml:space="preserve">Positive Marks: 1</w:t>
+      </w:r>
+    </w:p>
+    <w:p>
+      <w:r>
+        <w:t xml:space="preserve">Negative Marks: 0.25</w:t>
+      </w:r>
+    </w:p>
+    <w:p>
+      <w:r>
+        <w:t xml:space="preserve"/>
+      </w:r>
+    </w:p>
+    <w:p>
+      <w:r>
+        <w:t xml:space="preserve">Question: The "Rowlatt Act" was passed in which year?</w:t>
+      </w:r>
+    </w:p>
+    <w:p>
+      <w:r>
+        <w:t xml:space="preserve">(a) 1919</w:t>
+      </w:r>
+    </w:p>
+    <w:p>
+      <w:r>
+        <w:t xml:space="preserve">(b) 1930</w:t>
+      </w:r>
+    </w:p>
+    <w:p>
+      <w:r>
+        <w:t xml:space="preserve">(c) 1942</w:t>
+      </w:r>
+    </w:p>
+    <w:p>
+      <w:r>
+        <w:t xml:space="preserve">(d) 1857</w:t>
+      </w:r>
+    </w:p>
+    <w:p>
+      <w:r>
+        <w:t xml:space="preserve">Answer: a</w:t>
+      </w:r>
+    </w:p>
+    <w:p>
+      <w:r>
+        <w:t xml:space="preserve">Solution: ✅ Correct Answer: (a)</w:t>
+      </w:r>
+    </w:p>
+    <w:p>
+      <w:r>
+        <w:t xml:space="preserve">🧠 Clinical Rationale: The Rowlatt Act (1919) allowed detention without trial — it sparked nationwide protest, led to the Jallianwala Bagh massacre, and pushed Gandhi toward the Non-Cooperation Movement.</w:t>
+      </w:r>
+    </w:p>
+    <w:p>
+      <w:r>
+        <w:t xml:space="preserve">🔍 Key Clues: "Rowlatt Act" → 1919 → Jallianwala Bagh (1919) followed.</w:t>
+      </w:r>
+    </w:p>
+    <w:p>
+      <w:r>
+        <w:t xml:space="preserve">❌ Why Not Other Options?</w:t>
+      </w:r>
+    </w:p>
+    <w:p>
+      <w:r>
+        <w:t xml:space="preserve">(b) — 1930 is the Civil Disobedience/Dandi March year.</w:t>
+      </w:r>
+    </w:p>
+    <w:p>
+      <w:r>
+        <w:t xml:space="preserve">(c) — 1942 is Quit India.</w:t>
+      </w:r>
+    </w:p>
+    <w:p>
+      <w:r>
+        <w:t xml:space="preserve">(d) — 1857 is the First War of Independence.</w:t>
+      </w:r>
+    </w:p>
+    <w:p>
+      <w:r>
+        <w:t xml:space="preserve">⚠️ Exam Trap: Rowlatt Act 1919 → Jallianwala Bagh 1919 → Non-Cooperation 1920.</w:t>
+      </w:r>
+    </w:p>
+    <w:p>
+      <w:r>
+        <w:t xml:space="preserve">💎 PNC Pearl: 1919 = Rowlatt + Jallianwala — one year, two turning points.</w:t>
+      </w:r>
+    </w:p>
+    <w:p>
+      <w:r>
+        <w:t xml:space="preserve">Positive Marks: 1</w:t>
+      </w:r>
+    </w:p>
+    <w:p>
+      <w:r>
+        <w:t xml:space="preserve">Negative Marks: 0.25</w:t>
+      </w:r>
+    </w:p>
+    <w:p>
+      <w:r>
+        <w:t xml:space="preserve"/>
+      </w:r>
+    </w:p>
+    <w:p>
+      <w:r>
+        <w:t xml:space="preserve">Question: A tap fills a tank in 4 hours and another empties it in 6 hours. If both are open together, the tank fills in:</w:t>
+      </w:r>
+    </w:p>
+    <w:p>
+      <w:r>
+        <w:t xml:space="preserve">(a) 10 hours</w:t>
+      </w:r>
+    </w:p>
+    <w:p>
+      <w:r>
+        <w:t xml:space="preserve">(b) 12 hours</w:t>
+      </w:r>
+    </w:p>
+    <w:p>
+      <w:r>
+        <w:t xml:space="preserve">(c) 14 hours</w:t>
+      </w:r>
+    </w:p>
+    <w:p>
+      <w:r>
+        <w:t xml:space="preserve">(d) 16 hours</w:t>
+      </w:r>
+    </w:p>
+    <w:p>
+      <w:r>
+        <w:t xml:space="preserve">Answer: b</w:t>
+      </w:r>
+    </w:p>
+    <w:p>
+      <w:r>
+        <w:t xml:space="preserve">Solution: ✅ Correct Answer: (b)</w:t>
+      </w:r>
+    </w:p>
+    <w:p>
+      <w:r>
+        <w:t xml:space="preserve">🧠 Clinical Rationale: Fill rate = 1/4 per hour; empty rate = 1/6 per hour. Net fill = 1/4 − 1/6 = (3 − 2)/12 = 1/12 per hour → tank fills in 12 hours.</w:t>
+      </w:r>
+    </w:p>
+    <w:p>
+      <w:r>
+        <w:t xml:space="preserve">🔍 Key Clues: "Fills in 4" + "empties in 6" → net rate = 1/4 − 1/6 = 1/12.</w:t>
+      </w:r>
+    </w:p>
+    <w:p>
+      <w:r>
+        <w:t xml:space="preserve">❌ Why Not Other Options?</w:t>
+      </w:r>
+    </w:p>
+    <w:p>
+      <w:r>
+        <w:t xml:space="preserve">(a) — 10 is 4 + 6 — the classic wrong answer (rates don't add like that).</w:t>
+      </w:r>
+    </w:p>
+    <w:p>
+      <w:r>
+        <w:t xml:space="preserve">(c), (d) — 14 and 16 don't follow from the rates.</w:t>
+      </w:r>
+    </w:p>
+    <w:p>
+      <w:r>
+        <w:t xml:space="preserve">⚠️ Exam Trap: Subtract rates when one pipe empties; never add the times.</w:t>
+      </w:r>
+    </w:p>
+    <w:p>
+      <w:r>
+        <w:t xml:space="preserve">💎 PNC Pearl: Net rate = fill rate − empty rate.</w:t>
+      </w:r>
+    </w:p>
+    <w:p>
+      <w:r>
+        <w:t xml:space="preserve">Positive Marks: 1</w:t>
+      </w:r>
+    </w:p>
+    <w:p>
+      <w:r>
+        <w:t xml:space="preserve">Negative Marks: 0.25</w:t>
+      </w:r>
+    </w:p>
+    <w:p>
+      <w:r>
+        <w:t xml:space="preserve"/>
+      </w:r>
+    </w:p>
+    <w:p>
+      <w:r>
+        <w:t xml:space="preserve">Question: The "taskbar" in Windows is usually located at:</w:t>
+      </w:r>
+    </w:p>
+    <w:p>
+      <w:r>
+        <w:t xml:space="preserve">(a) The bottom of the screen</w:t>
+      </w:r>
+    </w:p>
+    <w:p>
+      <w:r>
+        <w:t xml:space="preserve">(b) The top only</w:t>
+      </w:r>
+    </w:p>
+    <w:p>
+      <w:r>
+        <w:t xml:space="preserve">(c) The center</w:t>
+      </w:r>
+    </w:p>
+    <w:p>
+      <w:r>
+        <w:t xml:space="preserve">(d) Nowhere</w:t>
+      </w:r>
+    </w:p>
+    <w:p>
+      <w:r>
+        <w:t xml:space="preserve">Answer: a</w:t>
+      </w:r>
+    </w:p>
+    <w:p>
+      <w:r>
+        <w:t xml:space="preserve">Solution: ✅ Correct Answer: (a)</w:t>
+      </w:r>
+    </w:p>
+    <w:p>
+      <w:r>
+        <w:t xml:space="preserve">🧠 Clinical Rationale: The taskbar — by default at the bottom of the screen — shows the Start button, open applications, and system icons. Users can move or auto-hide it.</w:t>
+      </w:r>
+    </w:p>
+    <w:p>
+      <w:r>
+        <w:t xml:space="preserve">🔍 Key Clues: "Taskbar" → bottom of the screen by default.</w:t>
+      </w:r>
+    </w:p>
+    <w:p>
+      <w:r>
+        <w:t xml:space="preserve">❌ Why Not Other Options?</w:t>
+      </w:r>
+    </w:p>
+    <w:p>
+      <w:r>
+        <w:t xml:space="preserve">(b) — The top only is not the default position (though it can be moved).</w:t>
+      </w:r>
+    </w:p>
+    <w:p>
+      <w:r>
+        <w:t xml:space="preserve">(c) — The center is not a taskbar location.</w:t>
+      </w:r>
+    </w:p>
+    <w:p>
+      <w:r>
+        <w:t xml:space="preserve">(d) — Every Windows desktop has a taskbar.</w:t>
+      </w:r>
+    </w:p>
+    <w:p>
+      <w:r>
+        <w:t xml:space="preserve">⚠️ Exam Trap: Default = bottom; it CAN be dragged to any edge.</w:t>
+      </w:r>
+    </w:p>
+    <w:p>
+      <w:r>
+        <w:t xml:space="preserve">💎 PNC Pearl: Taskbar = the strip at the bottom of Windows.</w:t>
+      </w:r>
+    </w:p>
+    <w:p>
+      <w:r>
+        <w:t xml:space="preserve">Positive Marks: 1</w:t>
+      </w:r>
+    </w:p>
+    <w:p>
+      <w:r>
+        <w:t xml:space="preserve">Negative Marks: 0.25</w:t>
+      </w:r>
+    </w:p>
+    <w:p>
+      <w:r>
+        <w:t xml:space="preserve"/>
+      </w:r>
+    </w:p>
+    <w:p>
+      <w:r>
+        <w:t xml:space="preserve">Question: The "Char Minar" is located in which city?</w:t>
+      </w:r>
+    </w:p>
+    <w:p>
+      <w:r>
+        <w:t xml:space="preserve">(a) Hyderabad</w:t>
+      </w:r>
+    </w:p>
+    <w:p>
+      <w:r>
+        <w:t xml:space="preserve">(b) Delhi</w:t>
+      </w:r>
+    </w:p>
+    <w:p>
+      <w:r>
+        <w:t xml:space="preserve">(c) Lucknow</w:t>
+      </w:r>
+    </w:p>
+    <w:p>
+      <w:r>
+        <w:t xml:space="preserve">(d) Bhopal</w:t>
+      </w:r>
+    </w:p>
+    <w:p>
+      <w:r>
+        <w:t xml:space="preserve">Answer: a</w:t>
+      </w:r>
+    </w:p>
+    <w:p>
+      <w:r>
+        <w:t xml:space="preserve">Solution: ✅ Correct Answer: (a)</w:t>
+      </w:r>
+    </w:p>
+    <w:p>
+      <w:r>
+        <w:t xml:space="preserve">🧠 Clinical Rationale: The Charminar (1591), built by Muhammad Quli Qutb Shah, is the iconic landmark of Hyderabad, Telangana.</w:t>
+      </w:r>
+    </w:p>
+    <w:p>
+      <w:r>
+        <w:t xml:space="preserve">🔍 Key Clues: "Char Minar" → Hyderabad (four minarets, built 1591).</w:t>
+      </w:r>
+    </w:p>
+    <w:p>
+      <w:r>
+        <w:t xml:space="preserve">❌ Why Not Other Options?</w:t>
+      </w:r>
+    </w:p>
+    <w:p>
+      <w:r>
+        <w:t xml:space="preserve">(b) — Delhi has India Gate and Qutub Minar.</w:t>
+      </w:r>
+    </w:p>
+    <w:p>
+      <w:r>
+        <w:t xml:space="preserve">(c) — Lucknow is known for Bara Imambara.</w:t>
+      </w:r>
+    </w:p>
+    <w:p>
+      <w:r>
+        <w:t xml:space="preserve">(d) — Bhopal has Taj-ul-Masajid.</w:t>
+      </w:r>
+    </w:p>
+    <w:p>
+      <w:r>
+        <w:t xml:space="preserve">⚠️ Exam Trap: Charminar = Hyderabad; Qutub Minar = Delhi — don't swap the minars.</w:t>
+      </w:r>
+    </w:p>
+    <w:p>
+      <w:r>
+        <w:t xml:space="preserve">💎 PNC Pearl: Charminar = Hyderabad's four-minaret landmark.</w:t>
+      </w:r>
+    </w:p>
+    <w:p>
+      <w:r>
+        <w:t xml:space="preserve">Positive Marks: 1</w:t>
+      </w:r>
+    </w:p>
+    <w:p>
+      <w:r>
+        <w:t xml:space="preserve">Negative Marks: 0.25</w:t>
+      </w:r>
+    </w:p>
+    <w:p>
+      <w:r>
+        <w:t xml:space="preserve"/>
+      </w:r>
+    </w:p>
+    <w:p>
+      <w:r>
+        <w:t xml:space="preserve">Question: The value of 33⅓% of 90 is:</w:t>
+      </w:r>
+    </w:p>
+    <w:p>
+      <w:r>
+        <w:t xml:space="preserve">(a) 27</w:t>
+      </w:r>
+    </w:p>
+    <w:p>
+      <w:r>
+        <w:t xml:space="preserve">(b) 30</w:t>
+      </w:r>
+    </w:p>
+    <w:p>
+      <w:r>
+        <w:t xml:space="preserve">(c) 33</w:t>
+      </w:r>
+    </w:p>
+    <w:p>
+      <w:r>
+        <w:t xml:space="preserve">(d) 36</w:t>
+      </w:r>
+    </w:p>
+    <w:p>
+      <w:r>
+        <w:t xml:space="preserve">Answer: b</w:t>
+      </w:r>
+    </w:p>
+    <w:p>
+      <w:r>
+        <w:t xml:space="preserve">Solution: ✅ Correct Answer: (b)</w:t>
+      </w:r>
+    </w:p>
+    <w:p>
+      <w:r>
+        <w:t xml:space="preserve">🧠 Clinical Rationale: 33⅓% = 1/3. One-third of 90 = 30.</w:t>
+      </w:r>
+    </w:p>
+    <w:p>
+      <w:r>
+        <w:t xml:space="preserve">🔍 Key Clues: "33⅓%" = the fraction 1/3 → 90 ÷ 3.</w:t>
+      </w:r>
+    </w:p>
+    <w:p>
+      <w:r>
+        <w:t xml:space="preserve">❌ Why Not Other Options?</w:t>
+      </w:r>
+    </w:p>
+    <w:p>
+      <w:r>
+        <w:t xml:space="preserve">(a) — 27 is 30% of 90.</w:t>
+      </w:r>
+    </w:p>
+    <w:p>
+      <w:r>
+        <w:t xml:space="preserve">(c) — 33 is the numerator of the percentage, not the value.</w:t>
+      </w:r>
+    </w:p>
+    <w:p>
+      <w:r>
+        <w:t xml:space="preserve">(d) — 36 is 40% of 90.</w:t>
+      </w:r>
+    </w:p>
+    <w:p>
+      <w:r>
+        <w:t xml:space="preserve">⚠️ Exam Trap: 33⅓% = 1/3 exactly — a fraction you must know cold.</w:t>
+      </w:r>
+    </w:p>
+    <w:p>
+      <w:r>
+        <w:t xml:space="preserve">💎 PNC Pearl: 33⅓% = 1/3 → 90 ÷ 3 = 30.</w:t>
+      </w:r>
+    </w:p>
+    <w:p>
+      <w:r>
+        <w:t xml:space="preserve">Positive Marks: 1</w:t>
+      </w:r>
+    </w:p>
+    <w:p>
+      <w:r>
+        <w:t xml:space="preserve">Negative Marks: 0.25</w:t>
+      </w:r>
+    </w:p>
+    <w:p>
+      <w:r>
+        <w:t xml:space="preserve"/>
+      </w:r>
+    </w:p>
+    <w:p>
+      <w:r>
+        <w:t xml:space="preserve">Question: Which of the following is a valid email address?</w:t>
+      </w:r>
+    </w:p>
+    <w:p>
+      <w:r>
+        <w:t xml:space="preserve">(a) user@example.com</w:t>
+      </w:r>
+    </w:p>
+    <w:p>
+      <w:r>
+        <w:t xml:space="preserve">(b) user.example.com</w:t>
+      </w:r>
+    </w:p>
+    <w:p>
+      <w:r>
+        <w:t xml:space="preserve">(c) user#example</w:t>
+      </w:r>
+    </w:p>
+    <w:p>
+      <w:r>
+        <w:t xml:space="preserve">(d) user@example</w:t>
+      </w:r>
+    </w:p>
+    <w:p>
+      <w:r>
+        <w:t xml:space="preserve">Answer: a</w:t>
+      </w:r>
+    </w:p>
+    <w:p>
+      <w:r>
+        <w:t xml:space="preserve">Solution: ✅ Correct Answer: (a)</w:t>
+      </w:r>
+    </w:p>
+    <w:p>
+      <w:r>
+        <w:t xml:space="preserve">🧠 Clinical Rationale: A valid email has a local part, an @ symbol, and a domain with a proper suffix — user@example.com fits the standard format.</w:t>
+      </w:r>
+    </w:p>
+    <w:p>
+      <w:r>
+        <w:t xml:space="preserve">🔍 Key Clues: "@" + domain with ".com" = valid email structure.</w:t>
+      </w:r>
+    </w:p>
+    <w:p>
+      <w:r>
+        <w:t xml:space="preserve">❌ Why Not Other Options?</w:t>
+      </w:r>
+    </w:p>
+    <w:p>
+      <w:r>
+        <w:t xml:space="preserve">(b) — Missing the @ symbol entirely.</w:t>
+      </w:r>
+    </w:p>
+    <w:p>
+      <w:r>
+        <w:t xml:space="preserve">(c) — Uses # and has no domain.</w:t>
+      </w:r>
+    </w:p>
+    <w:p>
+      <w:r>
+        <w:t xml:space="preserve">(d) — Missing the domain suffix after "example".</w:t>
+      </w:r>
+    </w:p>
+    <w:p>
+      <w:r>
+        <w:t xml:space="preserve">⚠️ Exam Trap: The @ must separate the username and domain — the most common validity test.</w:t>
+      </w:r>
+    </w:p>
+    <w:p>
+      <w:r>
+        <w:t xml:space="preserve">💎 PNC Pearl: Email = name@domain.suffix — one @, one dot in the domain.</w:t>
+      </w:r>
+    </w:p>
+    <w:p>
+      <w:r>
+        <w:t xml:space="preserve">Positive Marks: 1</w:t>
+      </w:r>
+    </w:p>
+    <w:p>
+      <w:r>
+        <w:t xml:space="preserve">Negative Marks: 0.25</w:t>
+      </w:r>
+    </w:p>
+    <w:p>
+      <w:r>
+        <w:t xml:space="preserve"/>
+      </w:r>
+    </w:p>
+    <w:p>
+      <w:r>
+        <w:t xml:space="preserve">Question: The "Himalayas" stretch across how many Indian states (approximately, including union territories)?</w:t>
+      </w:r>
+    </w:p>
+    <w:p>
+      <w:r>
+        <w:t xml:space="preserve">(a) 13</w:t>
+      </w:r>
+    </w:p>
+    <w:p>
+      <w:r>
+        <w:t xml:space="preserve">(b) 5</w:t>
+      </w:r>
+    </w:p>
+    <w:p>
+      <w:r>
+        <w:t xml:space="preserve">(c) 8</w:t>
+      </w:r>
+    </w:p>
+    <w:p>
+      <w:r>
+        <w:t xml:space="preserve">(d) 20</w:t>
+      </w:r>
+    </w:p>
+    <w:p>
+      <w:r>
+        <w:t xml:space="preserve">Answer: a</w:t>
+      </w:r>
+    </w:p>
+    <w:p>
+      <w:r>
+        <w:t xml:space="preserve">Solution: ✅ Correct Answer: (a)</w:t>
+      </w:r>
+    </w:p>
+    <w:p>
+      <w:r>
+        <w:t xml:space="preserve">🧠 Clinical Rationale: The Himalayan range spans about 13 Indian states and union territories — including J&amp;K, Ladakh, Himachal Pradesh, Uttarakhand, Sikkim, Arunachal Pradesh, and others — forming India's northern border.</w:t>
+      </w:r>
+    </w:p>
+    <w:p>
+      <w:r>
+        <w:t xml:space="preserve">🔍 Key Clues: "Himalayas across India" → ~13 states/UTs.</w:t>
+      </w:r>
+    </w:p>
+    <w:p>
+      <w:r>
+        <w:t xml:space="preserve">❌ Why Not Other Options?</w:t>
+      </w:r>
+    </w:p>
+    <w:p>
+      <w:r>
+        <w:t xml:space="preserve">(b), (c), (d) — 5, 8, and 20 do not match the accepted count of ~13.</w:t>
+      </w:r>
+    </w:p>
+    <w:p>
+      <w:r>
+        <w:t xml:space="preserve">⚠️ Exam Trap: The question says "approximately" — 13 is the accepted figure.</w:t>
+      </w:r>
+    </w:p>
+    <w:p>
+      <w:r>
+        <w:t xml:space="preserve">💎 PNC Pearl: Himalayas touch ~13 Indian states/UTs.</w:t>
+      </w:r>
+    </w:p>
+    <w:p>
+      <w:r>
+        <w:t xml:space="preserve">Positive Marks: 1</w:t>
+      </w:r>
+    </w:p>
+    <w:p>
+      <w:r>
+        <w:t xml:space="preserve">Negative Marks: 0.25</w:t>
+      </w:r>
+    </w:p>
+    <w:p>
+      <w:r>
+        <w:t xml:space="preserve"/>
+      </w:r>
+    </w:p>
+    <w:p>
+      <w:r>
+        <w:t xml:space="preserve">Question: Find the next number: 7, 14, 28, 56, ?</w:t>
+      </w:r>
+    </w:p>
+    <w:p>
+      <w:r>
+        <w:t xml:space="preserve">(a) 84</w:t>
+      </w:r>
+    </w:p>
+    <w:p>
+      <w:r>
+        <w:t xml:space="preserve">(b) 100</w:t>
+      </w:r>
+    </w:p>
+    <w:p>
+      <w:r>
+        <w:t xml:space="preserve">(c) 112</w:t>
+      </w:r>
+    </w:p>
+    <w:p>
+      <w:r>
+        <w:t xml:space="preserve">(d) 120</w:t>
+      </w:r>
+    </w:p>
+    <w:p>
+      <w:r>
+        <w:t xml:space="preserve">Answer: c</w:t>
+      </w:r>
+    </w:p>
+    <w:p>
+      <w:r>
+        <w:t xml:space="preserve">Solution: ✅ Correct Answer: (c)</w:t>
+      </w:r>
+    </w:p>
+    <w:p>
+      <w:r>
+        <w:t xml:space="preserve">🧠 Clinical Rationale: Each term doubles: 7 × 2 = 14, 14 × 2 = 28, 28 × 2 = 56. Next = 56 × 2 = 112.</w:t>
+      </w:r>
+    </w:p>
+    <w:p>
+      <w:r>
+        <w:t xml:space="preserve">🔍 Key Clues: "Doubling" pattern → multiply by 2 each step.</w:t>
+      </w:r>
+    </w:p>
+    <w:p>
+      <w:r>
+        <w:t xml:space="preserve">❌ Why Not Other Options?</w:t>
+      </w:r>
+    </w:p>
+    <w:p>
+      <w:r>
+        <w:t xml:space="preserve">(a) — 84 = 56 + 28 (adds the previous term, wrong rule).</w:t>
+      </w:r>
+    </w:p>
+    <w:p>
+      <w:r>
+        <w:t xml:space="preserve">(b), (d) — 100 and 120 don't follow doubling.</w:t>
+      </w:r>
+    </w:p>
+    <w:p>
+      <w:r>
+        <w:t xml:space="preserve">⚠️ Exam Trap: Identify the operation (×2) before computing the next term.</w:t>
+      </w:r>
+    </w:p>
+    <w:p>
+      <w:r>
+        <w:t xml:space="preserve">💎 PNC Pearl: 56 × 2 = 112 — doubling sequence.</w:t>
+      </w:r>
+    </w:p>
+    <w:p>
+      <w:r>
+        <w:t xml:space="preserve">Positive Marks: 1</w:t>
+      </w:r>
+    </w:p>
+    <w:p>
+      <w:r>
+        <w:t xml:space="preserve">Negative Marks: 0.25</w:t>
+      </w:r>
+    </w:p>
+    <w:p>
+      <w:r>
+        <w:t xml:space="preserve">Question: The circumference of a circle with radius 14 cm is (π = 22/7):</w:t>
+      </w:r>
+    </w:p>
+    <w:p>
+      <w:r>
+        <w:t xml:space="preserve">(a) 44 cm</w:t>
+      </w:r>
+    </w:p>
+    <w:p>
+      <w:r>
+        <w:t xml:space="preserve">(b) 88 cm</w:t>
+      </w:r>
+    </w:p>
+    <w:p>
+      <w:r>
+        <w:t xml:space="preserve">(c) 154 cm</w:t>
+      </w:r>
+    </w:p>
+    <w:p>
+      <w:r>
+        <w:t xml:space="preserve">(d) 176 cm</w:t>
+      </w:r>
+    </w:p>
+    <w:p>
+      <w:r>
+        <w:t xml:space="preserve">Answer: b</w:t>
+      </w:r>
+    </w:p>
+    <w:p>
+      <w:r>
+        <w:t xml:space="preserve">Solution: ✅ Correct Answer: (b)</w:t>
+      </w:r>
+    </w:p>
+    <w:p>
+      <w:r>
+        <w:t xml:space="preserve">🧠 Clinical Rationale: Circumference = 2πr = 2 × (22/7) × 14 = 88 cm.</w:t>
+      </w:r>
+    </w:p>
+    <w:p>
+      <w:r>
+        <w:t xml:space="preserve">🔍 Key Clues: "Circumference" + radius 14 → 2πr.</w:t>
+      </w:r>
+    </w:p>
+    <w:p>
+      <w:r>
+        <w:t xml:space="preserve">❌ Why Not Other Options?</w:t>
+      </w:r>
+    </w:p>
+    <w:p>
+      <w:r>
+        <w:t xml:space="preserve">(a) — 44 = πr (half the circumference formula).</w:t>
+      </w:r>
+    </w:p>
+    <w:p>
+      <w:r>
+        <w:t xml:space="preserve">(c) — 154 = πr² (area, not circumference).</w:t>
+      </w:r>
+    </w:p>
+    <w:p>
+      <w:r>
+        <w:t xml:space="preserve">(d) — 176 = 2 × 88 (double).</w:t>
+      </w:r>
+    </w:p>
+    <w:p>
+      <w:r>
+        <w:t xml:space="preserve">⚠️ Exam Trap: Circumference = 2πr; area = πr² — r=14 with π=22/7 gives 88 vs 616 (not listed), so don't confuse formulas.</w:t>
+      </w:r>
+    </w:p>
+    <w:p>
+      <w:r>
+        <w:t xml:space="preserve">💎 PNC Pearl: C = 2πr → 2 × 22/7 × 14 = 88 cm.</w:t>
+      </w:r>
+    </w:p>
+    <w:p>
+      <w:r>
+        <w:t xml:space="preserve">Positive Marks: 1</w:t>
+      </w:r>
+    </w:p>
+    <w:p>
+      <w:r>
+        <w:t xml:space="preserve">Negative Marks: 0.25</w:t>
+      </w:r>
+    </w:p>
+    <w:p>
+      <w:r>
+        <w:t xml:space="preserve"/>
+      </w:r>
+    </w:p>
+    <w:p>
+      <w:r>
+        <w:t xml:space="preserve">Question: The full form of "VDU" is:</w:t>
+      </w:r>
+    </w:p>
+    <w:p>
+      <w:r>
+        <w:t xml:space="preserve">(a) Visual Display Unit</w:t>
+      </w:r>
+    </w:p>
+    <w:p>
+      <w:r>
+        <w:t xml:space="preserve">(b) Video Data Unit</w:t>
+      </w:r>
+    </w:p>
+    <w:p>
+      <w:r>
+        <w:t xml:space="preserve">(c) Virtual Display Unit</w:t>
+      </w:r>
+    </w:p>
+    <w:p>
+      <w:r>
+        <w:t xml:space="preserve">(d) Visual Data Unit</w:t>
+      </w:r>
+    </w:p>
+    <w:p>
+      <w:r>
+        <w:t xml:space="preserve">Answer: a</w:t>
+      </w:r>
+    </w:p>
+    <w:p>
+      <w:r>
+        <w:t xml:space="preserve">Solution: ✅ Correct Answer: (a)</w:t>
+      </w:r>
+    </w:p>
+    <w:p>
+      <w:r>
+        <w:t xml:space="preserve">🧠 Clinical Rationale: VDU stands for Visual Display Unit — another name for the monitor/screen that displays computer output.</w:t>
+      </w:r>
+    </w:p>
+    <w:p>
+      <w:r>
+        <w:t xml:space="preserve">🔍 Key Clues: "VDU" → Visual Display Unit (the screen).</w:t>
+      </w:r>
+    </w:p>
+    <w:p>
+      <w:r>
+        <w:t xml:space="preserve">❌ Why Not Other Options?</w:t>
+      </w:r>
+    </w:p>
+    <w:p>
+      <w:r>
+        <w:t xml:space="preserve">(b), (c), (d) — "Video Data," "Virtual Display," and "Visual Data" are plausible-sounding but incorrect expansions.</w:t>
+      </w:r>
+    </w:p>
+    <w:p>
+      <w:r>
+        <w:t xml:space="preserve">⚠️ Exam Trap: VDU = monitor = display screen — one of the classic full-form questions.</w:t>
+      </w:r>
+    </w:p>
+    <w:p>
+      <w:r>
+        <w:t xml:space="preserve">💎 PNC Pearl: VDU = the monitor, your window into the computer.</w:t>
+      </w:r>
+    </w:p>
+    <w:p>
+      <w:r>
+        <w:t xml:space="preserve">Positive Marks: 1</w:t>
+      </w:r>
+    </w:p>
+    <w:p>
+      <w:r>
+        <w:t xml:space="preserve">Negative Marks: 0.25</w:t>
+      </w:r>
+    </w:p>
+    <w:p>
+      <w:r>
+        <w:t xml:space="preserve"/>
+      </w:r>
+    </w:p>
+    <w:p>
+      <w:r>
+        <w:t xml:space="preserve">Question: The "Taj Mahal" was built by which Mughal emperor?</w:t>
+      </w:r>
+    </w:p>
+    <w:p>
+      <w:r>
+        <w:t xml:space="preserve">(a) Shah Jahan</w:t>
+      </w:r>
+    </w:p>
+    <w:p>
+      <w:r>
+        <w:t xml:space="preserve">(b) Akbar</w:t>
+      </w:r>
+    </w:p>
+    <w:p>
+      <w:r>
+        <w:t xml:space="preserve">(c) Jahangir</w:t>
+      </w:r>
+    </w:p>
+    <w:p>
+      <w:r>
+        <w:t xml:space="preserve">(d) Humayun</w:t>
+      </w:r>
+    </w:p>
+    <w:p>
+      <w:r>
+        <w:t xml:space="preserve">Answer: a</w:t>
+      </w:r>
+    </w:p>
+    <w:p>
+      <w:r>
+        <w:t xml:space="preserve">Solution: ✅ Correct Answer: (a)</w:t>
+      </w:r>
+    </w:p>
+    <w:p>
+      <w:r>
+        <w:t xml:space="preserve">🧠 Clinical Rationale: The Taj Mahal (completed 1653) was built by Shah Jahan in memory of his wife Mumtaz Mahal — a UNESCO World Heritage Site in Agra.</w:t>
+      </w:r>
+    </w:p>
+    <w:p>
+      <w:r>
+        <w:t xml:space="preserve">🔍 Key Clues: "Taj Mahal" → Shah Jahan + Mumtaz Mahal.</w:t>
+      </w:r>
+    </w:p>
+    <w:p>
+      <w:r>
+        <w:t xml:space="preserve">❌ Why Not Other Options?</w:t>
+      </w:r>
+    </w:p>
+    <w:p>
+      <w:r>
+        <w:t xml:space="preserve">(b) — Akbar built Agra Fort and Fatehpur Sikri.</w:t>
+      </w:r>
+    </w:p>
+    <w:p>
+      <w:r>
+        <w:t xml:space="preserve">(c) — Jahangir built Akbar's tomb and Shalimar Gardens.</w:t>
+      </w:r>
+    </w:p>
+    <w:p>
+      <w:r>
+        <w:t xml:space="preserve">(d) — Humayun's tomb was built by his wife Hamida Banu Begum.</w:t>
+      </w:r>
+    </w:p>
+    <w:p>
+      <w:r>
+        <w:t xml:space="preserve">⚠️ Exam Trap: Taj = Shah Jahan; Humayun's tomb = built by his wife, not by himself.</w:t>
+      </w:r>
+    </w:p>
+    <w:p>
+      <w:r>
+        <w:t xml:space="preserve">💎 PNC Pearl: Shah Jahan built the Taj for Mumtaz — love in marble.</w:t>
+      </w:r>
+    </w:p>
+    <w:p>
+      <w:r>
+        <w:t xml:space="preserve">Positive Marks: 1</w:t>
+      </w:r>
+    </w:p>
+    <w:p>
+      <w:r>
+        <w:t xml:space="preserve">Negative Marks: 0.25</w:t>
+      </w:r>
+    </w:p>
+    <w:p>
+      <w:r>
+        <w:t xml:space="preserve"/>
+      </w:r>
+    </w:p>
+    <w:p>
+      <w:r>
+        <w:t xml:space="preserve">Question: The average of 15, 20, 25, and 30 is:</w:t>
+      </w:r>
+    </w:p>
+    <w:p>
+      <w:r>
+        <w:t xml:space="preserve">(a) 20</w:t>
+      </w:r>
+    </w:p>
+    <w:p>
+      <w:r>
+        <w:t xml:space="preserve">(b) 22.5</w:t>
+      </w:r>
+    </w:p>
+    <w:p>
+      <w:r>
+        <w:t xml:space="preserve">(c) 25</w:t>
+      </w:r>
+    </w:p>
+    <w:p>
+      <w:r>
+        <w:t xml:space="preserve">(d) 27.5</w:t>
+      </w:r>
+    </w:p>
+    <w:p>
+      <w:r>
+        <w:t xml:space="preserve">Answer: b</w:t>
+      </w:r>
+    </w:p>
+    <w:p>
+      <w:r>
+        <w:t xml:space="preserve">Solution: ✅ Correct Answer: (b)</w:t>
+      </w:r>
+    </w:p>
+    <w:p>
+      <w:r>
+        <w:t xml:space="preserve">🧠 Clinical Rationale: Average = (15 + 20 + 25 + 30) ÷ 4 = 90 ÷ 4 = 22.5.</w:t>
+      </w:r>
+    </w:p>
+    <w:p>
+      <w:r>
+        <w:t xml:space="preserve">🔍 Key Clues: Sum the numbers, divide by the count (4).</w:t>
+      </w:r>
+    </w:p>
+    <w:p>
+      <w:r>
+        <w:t xml:space="preserve">❌ Why Not Other Options?</w:t>
+      </w:r>
+    </w:p>
+    <w:p>
+      <w:r>
+        <w:t xml:space="preserve">(a) — 20 is the midpoint of 15 and 25 only.</w:t>
+      </w:r>
+    </w:p>
+    <w:p>
+      <w:r>
+        <w:t xml:space="preserve">(c) — 25 is the middle of the range, not the average.</w:t>
+      </w:r>
+    </w:p>
+    <w:p>
+      <w:r>
+        <w:t xml:space="preserve">(d) — 27.5 is the average of 25 and 30.</w:t>
+      </w:r>
+    </w:p>
+    <w:p>
+      <w:r>
+        <w:t xml:space="preserve">⚠️ Exam Trap: Average = total ÷ count — always count the numbers first.</w:t>
+      </w:r>
+    </w:p>
+    <w:p>
+      <w:r>
+        <w:t xml:space="preserve">💎 PNC Pearl: 90 ÷ 4 = 22.5.</w:t>
+      </w:r>
+    </w:p>
+    <w:p>
+      <w:r>
+        <w:t xml:space="preserve">Positive Marks: 1</w:t>
+      </w:r>
+    </w:p>
+    <w:p>
+      <w:r>
+        <w:t xml:space="preserve">Negative Marks: 0.25</w:t>
+      </w:r>
+    </w:p>
+    <w:p>
+      <w:r>
+        <w:t xml:space="preserve"/>
+      </w:r>
+    </w:p>
+    <w:p>
+      <w:r>
+        <w:t xml:space="preserve">Question: Which of the following is used to connect a computer to a wireless network?</w:t>
+      </w:r>
+    </w:p>
+    <w:p>
+      <w:r>
+        <w:t xml:space="preserve">(a) Wi-Fi adapter</w:t>
+      </w:r>
+    </w:p>
+    <w:p>
+      <w:r>
+        <w:t xml:space="preserve">(b) Keyboard</w:t>
+      </w:r>
+    </w:p>
+    <w:p>
+      <w:r>
+        <w:t xml:space="preserve">(c) Monitor</w:t>
+      </w:r>
+    </w:p>
+    <w:p>
+      <w:r>
+        <w:t xml:space="preserve">(d) Printer</w:t>
+      </w:r>
+    </w:p>
+    <w:p>
+      <w:r>
+        <w:t xml:space="preserve">Answer: a</w:t>
+      </w:r>
+    </w:p>
+    <w:p>
+      <w:r>
+        <w:t xml:space="preserve">Solution: ✅ Correct Answer: (a)</w:t>
+      </w:r>
+    </w:p>
+    <w:p>
+      <w:r>
+        <w:t xml:space="preserve">🧠 Clinical Rationale: A Wi-Fi adapter enables wireless communication between a device and a network — essential for connecting to Wi-Fi.</w:t>
+      </w:r>
+    </w:p>
+    <w:p>
+      <w:r>
+        <w:t xml:space="preserve">🔍 Key Clues: "Wireless network" → Wi-Fi adapter.</w:t>
+      </w:r>
+    </w:p>
+    <w:p>
+      <w:r>
+        <w:t xml:space="preserve">❌ Why Not Other Options?</w:t>
+      </w:r>
+    </w:p>
+    <w:p>
+      <w:r>
+        <w:t xml:space="preserve">(b) — Keyboard is an input device.</w:t>
+      </w:r>
+    </w:p>
+    <w:p>
+      <w:r>
+        <w:t xml:space="preserve">(c) — Monitor is an output device.</w:t>
+      </w:r>
+    </w:p>
+    <w:p>
+      <w:r>
+        <w:t xml:space="preserve">(d) — Printer is an output device.</w:t>
+      </w:r>
+    </w:p>
+    <w:p>
+      <w:r>
+        <w:t xml:space="preserve">⚠️ Exam Trap: Wi-Fi adapter = wireless NIC; Ethernet cable = wired alternative.</w:t>
+      </w:r>
+    </w:p>
+    <w:p>
+      <w:r>
+        <w:t xml:space="preserve">💎 PNC Pearl: Wi-Fi adapter = wireless passport to the network.</w:t>
+      </w:r>
+    </w:p>
+    <w:p>
+      <w:r>
+        <w:t xml:space="preserve">Positive Marks: 1</w:t>
+      </w:r>
+    </w:p>
+    <w:p>
+      <w:r>
+        <w:t xml:space="preserve">Negative Marks: 0.25</w:t>
+      </w:r>
+    </w:p>
+    <w:p>
+      <w:r>
+        <w:t xml:space="preserve"/>
+      </w:r>
+    </w:p>
+    <w:p>
+      <w:r>
+        <w:t xml:space="preserve">Question: The "Thar Desert" is located in which state?</w:t>
+      </w:r>
+    </w:p>
+    <w:p>
+      <w:r>
+        <w:t xml:space="preserve">(a) Rajasthan</w:t>
+      </w:r>
+    </w:p>
+    <w:p>
+      <w:r>
+        <w:t xml:space="preserve">(b) Punjab</w:t>
+      </w:r>
+    </w:p>
+    <w:p>
+      <w:r>
+        <w:t xml:space="preserve">(c) Gujarat only</w:t>
+      </w:r>
+    </w:p>
+    <w:p>
+      <w:r>
+        <w:t xml:space="preserve">(d) Bihar</w:t>
+      </w:r>
+    </w:p>
+    <w:p>
+      <w:r>
+        <w:t xml:space="preserve">Answer: a</w:t>
+      </w:r>
+    </w:p>
+    <w:p>
+      <w:r>
+        <w:t xml:space="preserve">Solution: ✅ Correct Answer: (a)</w:t>
+      </w:r>
+    </w:p>
+    <w:p>
+      <w:r>
+        <w:t xml:space="preserve">🧠 Clinical Rationale: The Thar (Great Indian) Desert lies mainly in Rajasthan — the largest desert in India, extending into Gujarat, Punjab, and Haryana.</w:t>
+      </w:r>
+    </w:p>
+    <w:p>
+      <w:r>
+        <w:t xml:space="preserve">🔍 Key Clues: "Thar Desert" → Rajasthan (its heartland).</w:t>
+      </w:r>
+    </w:p>
+    <w:p>
+      <w:r>
+        <w:t xml:space="preserve">❌ Why Not Other Options?</w:t>
+      </w:r>
+    </w:p>
+    <w:p>
+      <w:r>
+        <w:t xml:space="preserve">(b) — Punjab has a small Thar fringe, not its main location.</w:t>
+      </w:r>
+    </w:p>
+    <w:p>
+      <w:r>
+        <w:t xml:space="preserve">(c) — Gujarat is not the primary location.</w:t>
+      </w:r>
+    </w:p>
+    <w:p>
+      <w:r>
+        <w:t xml:space="preserve">(d) — Bihar is far from the desert.</w:t>
+      </w:r>
+    </w:p>
+    <w:p>
+      <w:r>
+        <w:t xml:space="preserve">⚠️ Exam Trap: Thar = Rajasthan first; it merely extends into neighboring states.</w:t>
+      </w:r>
+    </w:p>
+    <w:p>
+      <w:r>
+        <w:t xml:space="preserve">💎 PNC Pearl: Thar = Rajasthan's golden sands.</w:t>
+      </w:r>
+    </w:p>
+    <w:p>
+      <w:r>
+        <w:t xml:space="preserve">Positive Marks: 1</w:t>
+      </w:r>
+    </w:p>
+    <w:p>
+      <w:r>
+        <w:t xml:space="preserve">Negative Marks: 0.25</w:t>
+      </w:r>
+    </w:p>
+    <w:p>
+      <w:r>
+        <w:t xml:space="preserve"/>
+      </w:r>
+    </w:p>
+    <w:p>
+      <w:r>
+        <w:t xml:space="preserve">Question: If 40% of a number is 120, the number is:</w:t>
+      </w:r>
+    </w:p>
+    <w:p>
+      <w:r>
+        <w:t xml:space="preserve">(a) 240</w:t>
+      </w:r>
+    </w:p>
+    <w:p>
+      <w:r>
+        <w:t xml:space="preserve">(b) 260</w:t>
+      </w:r>
+    </w:p>
+    <w:p>
+      <w:r>
+        <w:t xml:space="preserve">(c) 300</w:t>
+      </w:r>
+    </w:p>
+    <w:p>
+      <w:r>
+        <w:t xml:space="preserve">(d) 320</w:t>
+      </w:r>
+    </w:p>
+    <w:p>
+      <w:r>
+        <w:t xml:space="preserve">Answer: c</w:t>
+      </w:r>
+    </w:p>
+    <w:p>
+      <w:r>
+        <w:t xml:space="preserve">Solution: ✅ Correct Answer: (c)</w:t>
+      </w:r>
+    </w:p>
+    <w:p>
+      <w:r>
+        <w:t xml:space="preserve">🧠 Clinical Rationale: 0.4 × Number = 120 → Number = 120 ÷ 0.4 = 300.</w:t>
+      </w:r>
+    </w:p>
+    <w:p>
+      <w:r>
+        <w:t xml:space="preserve">🔍 Key Clues: "40% of a number is 120" → divide 120 by 0.4.</w:t>
+      </w:r>
+    </w:p>
+    <w:p>
+      <w:r>
+        <w:t xml:space="preserve">❌ Why Not Other Options?</w:t>
+      </w:r>
+    </w:p>
+    <w:p>
+      <w:r>
+        <w:t xml:space="preserve">(a) — 40% of 240 = 96.</w:t>
+      </w:r>
+    </w:p>
+    <w:p>
+      <w:r>
+        <w:t xml:space="preserve">(b) — 40% of 260 = 104.</w:t>
+      </w:r>
+    </w:p>
+    <w:p>
+      <w:r>
+        <w:t xml:space="preserve">(d) — 40% of 320 = 128.</w:t>
+      </w:r>
+    </w:p>
+    <w:p>
+      <w:r>
+        <w:t xml:space="preserve">⚠️ Exam Trap: Divide by the decimal (0.4), not by 40.</w:t>
+      </w:r>
+    </w:p>
+    <w:p>
+      <w:r>
+        <w:t xml:space="preserve">💎 PNC Pearl: Number = value ÷ (percent/100) = 120 ÷ 0.4 = 300.</w:t>
+      </w:r>
+    </w:p>
+    <w:p>
+      <w:r>
+        <w:t xml:space="preserve">Positive Marks: 1</w:t>
+      </w:r>
+    </w:p>
+    <w:p>
+      <w:r>
+        <w:t xml:space="preserve">Negative Marks: 0.25</w:t>
+      </w:r>
+    </w:p>
+    <w:p>
+      <w:r>
+        <w:t xml:space="preserve"/>
+      </w:r>
+    </w:p>
+    <w:p>
+      <w:r>
+        <w:t xml:space="preserve">Question: In MS Word, which feature checks the spelling of the document?</w:t>
+      </w:r>
+    </w:p>
+    <w:p>
+      <w:r>
+        <w:t xml:space="preserve">(a) Spelling &amp; Grammar (F7)</w:t>
+      </w:r>
+    </w:p>
+    <w:p>
+      <w:r>
+        <w:t xml:space="preserve">(b) Find (Ctrl+F)</w:t>
+      </w:r>
+    </w:p>
+    <w:p>
+      <w:r>
+        <w:t xml:space="preserve">(c) Replace</w:t>
+      </w:r>
+    </w:p>
+    <w:p>
+      <w:r>
+        <w:t xml:space="preserve">(d) Copy</w:t>
+      </w:r>
+    </w:p>
+    <w:p>
+      <w:r>
+        <w:t xml:space="preserve">Answer: a</w:t>
+      </w:r>
+    </w:p>
+    <w:p>
+      <w:r>
+        <w:t xml:space="preserve">Solution: ✅ Correct Answer: (a)</w:t>
+      </w:r>
+    </w:p>
+    <w:p>
+      <w:r>
+        <w:t xml:space="preserve">🧠 Clinical Rationale: Spelling &amp; Grammar (F7) scans the document for spelling and grammar errors. Find (Ctrl+F) locates text; Replace substitutes it; Copy duplicates a selection.</w:t>
+      </w:r>
+    </w:p>
+    <w:p>
+      <w:r>
+        <w:t xml:space="preserve">🔍 Key Clues: "Checks the spelling" → Spelling &amp; Grammar, shortcut F7.</w:t>
+      </w:r>
+    </w:p>
+    <w:p>
+      <w:r>
+        <w:t xml:space="preserve">❌ Why Not Other Options?</w:t>
+      </w:r>
+    </w:p>
+    <w:p>
+      <w:r>
+        <w:t xml:space="preserve">(b) — Find only locates text.</w:t>
+      </w:r>
+    </w:p>
+    <w:p>
+      <w:r>
+        <w:t xml:space="preserve">(c) — Replace substitutes one text with another.</w:t>
+      </w:r>
+    </w:p>
+    <w:p>
+      <w:r>
+        <w:t xml:space="preserve">(d) — Copy duplicates content.</w:t>
+      </w:r>
+    </w:p>
+    <w:p>
+      <w:r>
+        <w:t xml:space="preserve">⚠️ Exam Trap: F7 = spelling check; Ctrl+F = find — know the shortcuts.</w:t>
+      </w:r>
+    </w:p>
+    <w:p>
+      <w:r>
+        <w:t xml:space="preserve">💎 PNC Pearl: F7 = proofread your document.</w:t>
+      </w:r>
+    </w:p>
+    <w:p>
+      <w:r>
+        <w:t xml:space="preserve">Positive Marks: 1</w:t>
+      </w:r>
+    </w:p>
+    <w:p>
+      <w:r>
+        <w:t xml:space="preserve">Negative Marks: 0.25</w:t>
+      </w:r>
+    </w:p>
+    <w:p>
+      <w:r>
+        <w:t xml:space="preserve"/>
+      </w:r>
+    </w:p>
+    <w:p>
+      <w:r>
+        <w:t xml:space="preserve">Question: The "Param Vir Chakra" is awarded for:</w:t>
+      </w:r>
+    </w:p>
+    <w:p>
+      <w:r>
+        <w:t xml:space="preserve">(a) Highest gallantry in the face of the enemy</w:t>
+      </w:r>
+    </w:p>
+    <w:p>
+      <w:r>
+        <w:t xml:space="preserve">(b) Peacetime bravery</w:t>
+      </w:r>
+    </w:p>
+    <w:p>
+      <w:r>
+        <w:t xml:space="preserve">(c) Long service</w:t>
+      </w:r>
+    </w:p>
+    <w:p>
+      <w:r>
+        <w:t xml:space="preserve">(d) Sports achievement</w:t>
+      </w:r>
+    </w:p>
+    <w:p>
+      <w:r>
+        <w:t xml:space="preserve">Answer: a</w:t>
+      </w:r>
+    </w:p>
+    <w:p>
+      <w:r>
+        <w:t xml:space="preserve">Solution: ✅ Correct Answer: (a)</w:t>
+      </w:r>
+    </w:p>
+    <w:p>
+      <w:r>
+        <w:t xml:space="preserve">🧠 Clinical Rationale: The Param Vir Chakra is India's highest wartime gallantry award, given for conspicuous bravery in the face of the enemy. The Ashoka Chakra is the highest peacetime gallantry award.</w:t>
+      </w:r>
+    </w:p>
+    <w:p>
+      <w:r>
+        <w:t xml:space="preserve">🔍 Key Clues: "Param Vir Chakra" → highest gallantry in war.</w:t>
+      </w:r>
+    </w:p>
+    <w:p>
+      <w:r>
+        <w:t xml:space="preserve">❌ Why Not Other Options?</w:t>
+      </w:r>
+    </w:p>
+    <w:p>
+      <w:r>
+        <w:t xml:space="preserve">(b) — Peacetime bravery earns the Ashoka Chakra.</w:t>
+      </w:r>
+    </w:p>
+    <w:p>
+      <w:r>
+        <w:t xml:space="preserve">(c) — Long service is recognized by service medals.</w:t>
+      </w:r>
+    </w:p>
+    <w:p>
+      <w:r>
+        <w:t xml:space="preserve">(d) — Sports achievements have separate honors (Arjuna, Khel Ratna).</w:t>
+      </w:r>
+    </w:p>
+    <w:p>
+      <w:r>
+        <w:t xml:space="preserve">⚠️ Exam Trap: PVC = wartime; Ashoka Chakra = peacetime — the classic pairing.</w:t>
+      </w:r>
+    </w:p>
+    <w:p>
+      <w:r>
+        <w:t xml:space="preserve">💎 PNC Pearl: Param Vir Chakra = war hero; Ashoka Chakra = peacetime hero.</w:t>
+      </w:r>
+    </w:p>
+    <w:p>
+      <w:r>
+        <w:t xml:space="preserve">Positive Marks: 1</w:t>
+      </w:r>
+    </w:p>
+    <w:p>
+      <w:r>
+        <w:t xml:space="preserve">Negative Marks: 0.25</w:t>
+      </w:r>
+    </w:p>
+    <w:p>
+      <w:r>
+        <w:t xml:space="preserve"/>
+      </w:r>
+    </w:p>
+    <w:p>
+      <w:r>
+        <w:t xml:space="preserve">Question: If 4(x − 3) = 24, then x equals:</w:t>
+      </w:r>
+    </w:p>
+    <w:p>
+      <w:r>
+        <w:t xml:space="preserve">(a) 6</w:t>
+      </w:r>
+    </w:p>
+    <w:p>
+      <w:r>
+        <w:t xml:space="preserve">(b) 8</w:t>
+      </w:r>
+    </w:p>
+    <w:p>
+      <w:r>
+        <w:t xml:space="preserve">(c) 9</w:t>
+      </w:r>
+    </w:p>
+    <w:p>
+      <w:r>
+        <w:t xml:space="preserve">(d) 10</w:t>
+      </w:r>
+    </w:p>
+    <w:p>
+      <w:r>
+        <w:t xml:space="preserve">Answer: c</w:t>
+      </w:r>
+    </w:p>
+    <w:p>
+      <w:r>
+        <w:t xml:space="preserve">Solution: ✅ Correct Answer: (c)</w:t>
+      </w:r>
+    </w:p>
+    <w:p>
+      <w:r>
+        <w:t xml:space="preserve">🧠 Clinical Rationale: 4(x − 3) = 24 → x − 3 = 24 ÷ 4 = 6 → x = 6 + 3 = 9.</w:t>
+      </w:r>
+    </w:p>
+    <w:p>
+      <w:r>
+        <w:t xml:space="preserve">🔍 Key Clues: Divide both sides by 4, then add 3.</w:t>
+      </w:r>
+    </w:p>
+    <w:p>
+      <w:r>
+        <w:t xml:space="preserve">❌ Why Not Other Options?</w:t>
+      </w:r>
+    </w:p>
+    <w:p>
+      <w:r>
+        <w:t xml:space="preserve">(a) — 6 gives 4 × 3 = 12, not 24.</w:t>
+      </w:r>
+    </w:p>
+    <w:p>
+      <w:r>
+        <w:t xml:space="preserve">(b) — 8 gives 4 × 5 = 20, not 24.</w:t>
+      </w:r>
+    </w:p>
+    <w:p>
+      <w:r>
+        <w:t xml:space="preserve">(d) — 10 gives 4 × 7 = 28, not 24.</w:t>
+      </w:r>
+    </w:p>
+    <w:p>
+      <w:r>
+        <w:t xml:space="preserve">⚠️ Exam Trap: Divide first, then add — order of operations in reverse.</w:t>
+      </w:r>
+    </w:p>
+    <w:p>
+      <w:r>
+        <w:t xml:space="preserve">💎 PNC Pearl: x − 3 = 6 → x = 9.</w:t>
+      </w:r>
+    </w:p>
+    <w:p>
+      <w:r>
+        <w:t xml:space="preserve">Positive Marks: 1</w:t>
+      </w:r>
+    </w:p>
+    <w:p>
+      <w:r>
+        <w:t xml:space="preserve">Negative Marks: 0.25</w:t>
       </w:r>
     </w:p>
     <w:sectPr>
       <w:pgSz w:w="12240" w:h="15840"/>
-      <w:pgMar w:top="864" w:right="1008" w:bottom="864" w:left="1008" w:header="720" w:footer="720" w:gutter="0"/>
+      <w:pgMar w:top="1440" w:right="1800" w:bottom="1440" w:left="1800" w:header="720" w:footer="720" w:gutter="0"/>
       <w:cols w:space="720"/>
       <w:docGrid w:linePitch="360"/>
     </w:sectPr>
@@ -2535,10 +2130,6 @@
     <w:name w:val="Normal"/>
     <w:qFormat/>
     <w:rsid w:val="00FC693F"/>
-    <w:rPr>
-      <w:rFonts w:ascii="Calibri" w:hAnsi="Calibri"/>
-      <w:sz w:val="22"/>
-    </w:rPr>
   </w:style>
   <w:style w:type="paragraph" w:styleId="Header">
     <w:name w:val="header"/>
